--- a/Volume 1/Chapter 04 - Databases/SPA_Vol1_Ch4_Lesson4_13a_Transactions_Extended.docx
+++ b/Volume 1/Chapter 04 - Databases/SPA_Vol1_Ch4_Lesson4_13a_Transactions_Extended.docx
@@ -985,9 +985,129 @@
     </w:p>
     <w:p>
       <w:pPr>
+        <w:keepNext/>
+      </w:pPr>
+      <w:r>
+        <w:t>Next, let the tools create the Rust and Solidity project files, as in Lesson 4.0a. Remember, Cargo.toml describes the project: cargo init names it contact_transaction, and cargo add pins the mysql crate at exactly 28.0.3. The Connector Setup below deletes the starter src\main.rs after cargo fetch, because each program is its own file in src\bin. Remember, forge init makes the Solidity project; --empty leaves out the sample files, and --force lets it run in the folder you just made.</w:t>
+      </w:r>
+    </w:p>
+    <w:p>
+      <w:pPr>
+        <w:keepNext/>
+      </w:pPr>
+    </w:p>
+    <w:p>
+      <w:pPr>
+        <w:pStyle w:val="CommandBlock"/>
+        <w:keepNext/>
+      </w:pPr>
+      <w:r>
+        <w:t>cargo init .\rust --name contact_transaction --vcs none</w:t>
+      </w:r>
+    </w:p>
+    <w:p>
+      <w:pPr>
+        <w:pStyle w:val="CommandBlock"/>
+        <w:keepNext/>
+      </w:pPr>
+      <w:r>
+        <w:t>cargo add --manifest-path .\rust\Cargo.toml mysql@=28.0.3</w:t>
+      </w:r>
+    </w:p>
+    <w:p>
+      <w:pPr>
+        <w:pStyle w:val="CommandBlock"/>
+      </w:pPr>
+      <w:r>
+        <w:t>forge init .\solidity --empty --no-git --offline --force</w:t>
+      </w:r>
+    </w:p>
+    <w:p>
+      <w:pPr>
+        <w:keepNext/>
+      </w:pPr>
+    </w:p>
+    <w:p>
+      <w:r>
+        <w:t>Then type the Solidity project's settings file, foundry.toml; these scripts read and write no files, so it allows none. As in Chapter 1, notepad .\solidity\foundry.toml opens the file forge init wrote: replace its text with the file below, save it with Ctrl+S, and close Notepad.</w:t>
+      </w:r>
+    </w:p>
+    <w:p>
+      <w:pPr>
+        <w:keepNext/>
+      </w:pPr>
+    </w:p>
+    <w:p>
+      <w:pPr>
         <w:pStyle w:val="Heading3"/>
       </w:pPr>
       <w:r>
+        <w:t>solidity/foundry.toml</w:t>
+      </w:r>
+    </w:p>
+    <w:p>
+      <w:pPr>
+        <w:pStyle w:val="SourceCode"/>
+        <w:keepNext/>
+      </w:pPr>
+      <w:r>
+        <w:t>[profile.default]</w:t>
+      </w:r>
+    </w:p>
+    <w:p>
+      <w:pPr>
+        <w:pStyle w:val="SourceCode"/>
+        <w:keepNext/>
+      </w:pPr>
+      <w:r>
+        <w:t># The files in script/ are the only Solidity sources in this project.</w:t>
+      </w:r>
+    </w:p>
+    <w:p>
+      <w:pPr>
+        <w:pStyle w:val="SourceCode"/>
+        <w:keepNext/>
+      </w:pPr>
+      <w:r>
+        <w:t>src = "script"</w:t>
+      </w:r>
+    </w:p>
+    <w:p>
+      <w:pPr>
+        <w:pStyle w:val="SourceCode"/>
+        <w:keepNext/>
+      </w:pPr>
+      <w:r>
+        <w:t># forge install puts forge-std in lib/.</w:t>
+      </w:r>
+    </w:p>
+    <w:p>
+      <w:pPr>
+        <w:pStyle w:val="SourceCode"/>
+        <w:keepNext/>
+      </w:pPr>
+      <w:r>
+        <w:t>libs = ["lib"]</w:t>
+      </w:r>
+    </w:p>
+    <w:p>
+      <w:pPr>
+        <w:pStyle w:val="SourceCode"/>
+      </w:pPr>
+      <w:r>
+        <w:t># The scripts read and write no files, so no fs_permissions are needed.</w:t>
+      </w:r>
+    </w:p>
+    <w:p>
+      <w:pPr>
+        <w:keepNext/>
+      </w:pPr>
+    </w:p>
+    <w:p>
+      <w:pPr>
+        <w:pStyle w:val="Heading3"/>
+      </w:pPr>
+      <w:r>
         <w:t>Linux or macOS Project Setup</w:t>
       </w:r>
     </w:p>
@@ -1036,8 +1156,62 @@
       </w:pPr>
     </w:p>
     <w:p>
-      <w:r>
-        <w:t>Save each source and supporting file from this lesson into the matching path in the project layout. As in Chapter 1, notepad .\rust\Cargo.toml creates and opens one: choose Yes, type the file, save it with Ctrl+S, and close Notepad (on Linux or macOS, nano ./rust/Cargo.toml: type the file, then save and close it with Ctrl+O, Enter, then Ctrl+X). The Linux commands leave out the assembly folder, because Linux Assembly is deferred.</w:t>
+      <w:pPr>
+        <w:keepNext/>
+      </w:pPr>
+      <w:r>
+        <w:t>Then create the Rust and Solidity project files with the same commands as on Windows.</w:t>
+      </w:r>
+    </w:p>
+    <w:p>
+      <w:pPr>
+        <w:keepNext/>
+      </w:pPr>
+    </w:p>
+    <w:p>
+      <w:pPr>
+        <w:pStyle w:val="CommandBlock"/>
+        <w:keepNext/>
+      </w:pPr>
+      <w:r>
+        <w:t>cargo init ./rust --name contact_transaction --vcs none</w:t>
+      </w:r>
+    </w:p>
+    <w:p>
+      <w:pPr>
+        <w:pStyle w:val="CommandBlock"/>
+        <w:keepNext/>
+      </w:pPr>
+      <w:r>
+        <w:t>cargo add --manifest-path ./rust/Cargo.toml mysql@=28.0.3</w:t>
+      </w:r>
+    </w:p>
+    <w:p>
+      <w:pPr>
+        <w:pStyle w:val="CommandBlock"/>
+      </w:pPr>
+      <w:r>
+        <w:t>forge init ./solidity --empty --no-git --offline --force</w:t>
+      </w:r>
+    </w:p>
+    <w:p>
+      <w:pPr>
+        <w:keepNext/>
+      </w:pPr>
+    </w:p>
+    <w:p>
+      <w:r>
+        <w:t>Type solidity/foundry.toml exactly as shown in the Windows setup.</w:t>
+      </w:r>
+    </w:p>
+    <w:p>
+      <w:pPr>
+        <w:keepNext/>
+      </w:pPr>
+    </w:p>
+    <w:p>
+      <w:r>
+        <w:t>You save each source file in its language's section below, as each is shown. As in Chapter 1, notepad .\rust\src\bin\basic_contact_transaction.rs creates and opens one: choose Yes, type the file, save it with Ctrl+S, and close Notepad (on Linux or macOS, nano ./rust/src/bin/basic_contact_transaction.rs: type the file, then save and close it with Ctrl+O, Enter, then Ctrl+X). The Linux commands leave out the assembly folder, because Linux Assembly is deferred.</w:t>
       </w:r>
     </w:p>
     <w:p>
@@ -1118,6 +1292,15 @@
         <w:keepNext/>
       </w:pPr>
       <w:r>
+        <w:t>Remove-Item .\rust\src\main.rs</w:t>
+      </w:r>
+    </w:p>
+    <w:p>
+      <w:pPr>
+        <w:pStyle w:val="CommandBlock"/>
+        <w:keepNext/>
+      </w:pPr>
+      <w:r>
         <w:t>curl.exe -fsSL -o .\vendor\mysql-1.9.0.tar `</w:t>
       </w:r>
     </w:p>
@@ -1184,6 +1367,15 @@
         <w:keepNext/>
       </w:pPr>
       <w:r>
+        <w:t>rm ./rust/src/main.rs</w:t>
+      </w:r>
+    </w:p>
+    <w:p>
+      <w:pPr>
+        <w:pStyle w:val="CommandBlock"/>
+        <w:keepNext/>
+      </w:pPr>
+      <w:r>
         <w:t>curl -fsSL -o ./vendor/mysql-1.9.0.tar \</w:t>
       </w:r>
     </w:p>
@@ -24532,7 +24724,7 @@
     </w:p>
     <w:p>
       <w:r>
-        <w:t>Cargo.toml names the Rust project and pins the mysql crate at exactly 28.0.3. foundry.toml is the Solidity project's settings file; these scripts read and write no files, so it allows none.</w:t>
+        <w:t>This is the file the setup commands wrote, shown here so you can check yours. Cargo.toml names the Rust project and pins the mysql crate at exactly 28.0.3. Yours has no comment lines, and its blank lines may differ; the comments here explain each part.</w:t>
       </w:r>
     </w:p>
     <w:p>
@@ -24652,77 +24844,6 @@
       </w:pPr>
       <w:r>
         <w:t>mysql = "=28.0.3"</w:t>
-      </w:r>
-    </w:p>
-    <w:p>
-      <w:pPr>
-        <w:keepNext/>
-      </w:pPr>
-    </w:p>
-    <w:p>
-      <w:pPr>
-        <w:keepNext/>
-      </w:pPr>
-    </w:p>
-    <w:p>
-      <w:pPr>
-        <w:pStyle w:val="Heading2"/>
-      </w:pPr>
-      <w:r>
-        <w:t>solidity/foundry.toml</w:t>
-      </w:r>
-    </w:p>
-    <w:p>
-      <w:pPr>
-        <w:pStyle w:val="SourceCode"/>
-        <w:keepNext/>
-      </w:pPr>
-      <w:r>
-        <w:t>[profile.default]</w:t>
-      </w:r>
-    </w:p>
-    <w:p>
-      <w:pPr>
-        <w:pStyle w:val="SourceCode"/>
-        <w:keepNext/>
-      </w:pPr>
-      <w:r>
-        <w:t># The files in script/ are the only Solidity sources in this project.</w:t>
-      </w:r>
-    </w:p>
-    <w:p>
-      <w:pPr>
-        <w:pStyle w:val="SourceCode"/>
-        <w:keepNext/>
-      </w:pPr>
-      <w:r>
-        <w:t>src = "script"</w:t>
-      </w:r>
-    </w:p>
-    <w:p>
-      <w:pPr>
-        <w:pStyle w:val="SourceCode"/>
-        <w:keepNext/>
-      </w:pPr>
-      <w:r>
-        <w:t># forge install puts forge-std in lib/.</w:t>
-      </w:r>
-    </w:p>
-    <w:p>
-      <w:pPr>
-        <w:pStyle w:val="SourceCode"/>
-        <w:keepNext/>
-      </w:pPr>
-      <w:r>
-        <w:t>libs = ["lib"]</w:t>
-      </w:r>
-    </w:p>
-    <w:p>
-      <w:pPr>
-        <w:pStyle w:val="SourceCode"/>
-      </w:pPr>
-      <w:r>
-        <w:t># The scripts read and write no files, so no fs_permissions are needed.</w:t>
       </w:r>
     </w:p>
     <w:p>
@@ -27003,31 +27124,31 @@
       </w:rPr>
     </w:lvl>
   </w:abstractNum>
-  <w:num w:numId="1" w16cid:durableId="1325890059">
+  <w:num w:numId="1" w16cid:durableId="599604643">
     <w:abstractNumId w:val="8"/>
   </w:num>
-  <w:num w:numId="2" w16cid:durableId="2074231363">
+  <w:num w:numId="2" w16cid:durableId="1381782401">
     <w:abstractNumId w:val="6"/>
   </w:num>
-  <w:num w:numId="3" w16cid:durableId="588386704">
+  <w:num w:numId="3" w16cid:durableId="1739400604">
     <w:abstractNumId w:val="5"/>
   </w:num>
-  <w:num w:numId="4" w16cid:durableId="548036215">
+  <w:num w:numId="4" w16cid:durableId="1556818828">
     <w:abstractNumId w:val="4"/>
   </w:num>
-  <w:num w:numId="5" w16cid:durableId="960694192">
+  <w:num w:numId="5" w16cid:durableId="459230166">
     <w:abstractNumId w:val="7"/>
   </w:num>
-  <w:num w:numId="6" w16cid:durableId="684868445">
+  <w:num w:numId="6" w16cid:durableId="332874912">
     <w:abstractNumId w:val="3"/>
   </w:num>
-  <w:num w:numId="7" w16cid:durableId="904946691">
+  <w:num w:numId="7" w16cid:durableId="1628463677">
     <w:abstractNumId w:val="2"/>
   </w:num>
-  <w:num w:numId="8" w16cid:durableId="1439717705">
+  <w:num w:numId="8" w16cid:durableId="1496609922">
     <w:abstractNumId w:val="1"/>
   </w:num>
-  <w:num w:numId="9" w16cid:durableId="1871255631">
+  <w:num w:numId="9" w16cid:durableId="225066774">
     <w:abstractNumId w:val="0"/>
   </w:num>
 </w:numbering>

--- a/Volume 1/Chapter 04 - Databases/SPA_Vol1_Ch4_Lesson4_13a_Transactions_Extended.docx
+++ b/Volume 1/Chapter 04 - Databases/SPA_Vol1_Ch4_Lesson4_13a_Transactions_Extended.docx
@@ -132,7 +132,10 @@
         <w:pStyle w:val="ListBullet"/>
       </w:pPr>
       <w:r>
-        <w:t>Remember, START TRANSACTION begins, COMMIT saves every change at once, and ROLLBACK undoes them all; without START TRANSACTION, autocommit saves each statement on its own (Lesson 4.13). The SQL every program sends, through its connector's own calls and placeholders:</w:t>
+        <w:t xml:space="preserve">Remember, START TRANSACTION begins, COMMIT saves every change at once, and ROLLBACK undoes them all; without START TRANSACTION, autocommit saves each statement on its own (Lesson 4.13). The SQL every program sends, through its connector's own calls and placeholders. contacts_assembly is the Assembly programs' table; remember, each language has its own tables and its own reset file, so Rust sends the same statements to contacts_rust and Erlang to contacts_erlang, and their groups live in contact_groups_rust </w:t>
+      </w:r>
+      <w:r>
+        <w:t>and contact_groups_erlang:</w:t>
       </w:r>
     </w:p>
     <w:p>
@@ -155,7 +158,7 @@
         <w:keepNext/>
       </w:pPr>
       <w:r>
-        <w:t>INSERT INTO contacts (name, email, phone) VALUES (?, ?, ?);</w:t>
+        <w:t>INSERT INTO contacts_assembly (name, email, phone) VALUES (?, ?, ?);</w:t>
       </w:r>
     </w:p>
     <w:p>
@@ -164,7 +167,7 @@
         <w:keepNext/>
       </w:pPr>
       <w:r>
-        <w:t>UPDATE contacts SET group_id = ? WHERE id = ?;</w:t>
+        <w:t>UPDATE contacts_assembly SET group_id = ? WHERE id = ?;</w:t>
       </w:r>
     </w:p>
     <w:p>
@@ -462,7 +465,7 @@
         <w:keepNext/>
       </w:pPr>
       <w:r>
-        <w:t>Setup: Reset contacts and contact_groups (Lesson 4.11's Data Reset)</w:t>
+        <w:t>Setup: Reset Each Language's Two Tables (Lesson 4.11's Data Reset)</w:t>
       </w:r>
     </w:p>
     <w:p>
@@ -582,7 +585,10 @@
         <w:pStyle w:val="ListBullet"/>
       </w:pPr>
       <w:r>
-        <w:t>Project Setup resets both lesson tables with Lesson 4.11's Data Reset, unchanged: contact_groups empty, and contacts with group_id and its FOREIGN KEY, holding Lesson 4.6's three contacts in no group. Every Assembly, Rust, and Erlang Build and Run block runs the reset file again before its program.</w:t>
+        <w:t>Project Setup resets each language's two tables with Lesson 4.11's Data Reset: contacts_assembly and contact_groups_assembly for Assembly, contacts_rust and contact_groups_rust for Rust, and contacts_erlang and contact_groups_erlang for Erlang, each pair reset by its own file: the groups table empty, and the contacts table with group_id and its FOREIGN KEY, holding Lesson 4.6's three contacts in no group. Every Assembly, Rust, and Erlang Build and Run block runs its language's reset file again before its pr</w:t>
+      </w:r>
+      <w:r>
+        <w:t>ogram.</w:t>
       </w:r>
     </w:p>
     <w:p>
@@ -598,10 +604,10 @@
         <w:pStyle w:val="ListBullet"/>
       </w:pPr>
       <w:r>
-        <w:t>Every program then runs two transactions through its connector's own calls. Each prints Started transaction, inserts a contact with parameters and prints Inserted contact, the name, and the new id, then runs UPDATE contacts SET group_id = ? WHERE id = ? and prints Assigned contact, the id, the group, and the rows matched. The first, Katherine Johnson, ends with COMMIT and prints Committed; the second, Margaret Hamilton, ends with ROLLBACK and prints Rolled back. Then it prints the LEFT JOIN under Every cont</w:t>
-      </w:r>
-      <w:r>
-        <w:t>act (LEFT JOIN):. These are Lesson 4.13's lines, word for word.</w:t>
+        <w:t>Every program then runs two transactions through its connector's own calls. Each prints Started transaction, inserts a contact with parameters and prints Inserted contact, the name, and the new id, then runs UPDATE contacts_assembly SET group_id = ? WHERE id = ?, with its own language's table, and prints Assigned contact, the id, the group, and the rows matched. The first, Katherine Johnson, ends with COMMIT and prints Committed; the second, Margaret Hamilton, ends with ROLLBACK and prints Rolled back. Then</w:t>
+      </w:r>
+      <w:r>
+        <w:t xml:space="preserve"> it prints the LEFT JOIN under Every contact (LEFT JOIN):. These are Lesson 4.13's lines, word for word.</w:t>
       </w:r>
     </w:p>
     <w:p>
@@ -671,7 +677,25 @@
         <w:keepNext/>
       </w:pPr>
       <w:r>
-        <w:t xml:space="preserve">  sql/reset_contacts.sql</w:t>
+        <w:t xml:space="preserve">  sql/reset_contacts_assembly.sql</w:t>
+      </w:r>
+    </w:p>
+    <w:p>
+      <w:pPr>
+        <w:pStyle w:val="CommandBlock"/>
+        <w:keepNext/>
+      </w:pPr>
+      <w:r>
+        <w:t xml:space="preserve">  sql/reset_contacts_rust.sql</w:t>
+      </w:r>
+    </w:p>
+    <w:p>
+      <w:pPr>
+        <w:pStyle w:val="CommandBlock"/>
+        <w:keepNext/>
+      </w:pPr>
+      <w:r>
+        <w:t xml:space="preserve">  sql/reset_contacts_erlang.sql</w:t>
       </w:r>
     </w:p>
     <w:p>
@@ -1642,20 +1666,20 @@
     </w:p>
     <w:p>
       <w:r>
-        <w:t>This is Lesson 4.11's Data Reset, unchanged, as Lesson 4.13 uses it. It drops contacts and contact_groups, with any rows earlier lessons or your own experiments left in them, creates contact_groups empty, creates contacts with group_id and its foreign key, and inserts Lesson 4.6's three contacts, none of them in a group. The programs add a group and a contact, so every Assembly, Rust, and Erlang Build and Run block runs this file again first. The rows it removes were practice rows; the Chapter 4 project kee</w:t>
-      </w:r>
-      <w:r>
-        <w:t>ps its own data and never resets it.</w:t>
-      </w:r>
-    </w:p>
-    <w:p>
-      <w:pPr>
-        <w:keepNext/>
-      </w:pPr>
-    </w:p>
-    <w:p>
-      <w:r>
-        <w:t>Remember, contacts is dropped first and contact_groups created first, because the foreign key points from contacts to contact_groups (Lesson 4.11).</w:t>
+        <w:t>This is Lesson 4.11's Data Reset, as Lesson 4.13 uses it, with one file for each of this lesson's languages. Remember, each language has its own tables and its own reset file: reset_contacts_assembly.sql resets contacts_assembly and contact_groups_assembly, and never touches another language's rows. Each file drops its two tables, with any rows earlier lessons or your own experiments left in them, creates the groups table empty, creates the contacts table with group_id and its foreign key, and inserts Lesso</w:t>
+      </w:r>
+      <w:r>
+        <w:t>n 4.6's three contacts, none of them in a group. The three files differ only in the language's name. The programs add a group and a contact, so every Assembly, Rust, and Erlang Build and Run block runs its language's file again first. The rows it removes were practice rows; the Chapter 4 project keeps its own data and never resets it.</w:t>
+      </w:r>
+    </w:p>
+    <w:p>
+      <w:pPr>
+        <w:keepNext/>
+      </w:pPr>
+    </w:p>
+    <w:p>
+      <w:r>
+        <w:t>Remember, the contacts table is dropped first and the groups table created first, because the foreign key points from contacts_assembly to contact_groups_assembly (Lesson 4.11).</w:t>
       </w:r>
     </w:p>
     <w:p>
@@ -1668,41 +1692,811 @@
         <w:pStyle w:val="Heading3"/>
       </w:pPr>
       <w:r>
-        <w:t>sql/reset_contacts.sql</w:t>
-      </w:r>
-    </w:p>
-    <w:p>
-      <w:pPr>
-        <w:pStyle w:val="SourceCode"/>
-        <w:keepNext/>
-      </w:pPr>
-      <w:r>
-        <w:t>-- Lesson 4.11's known state. This file resets both lesson tables: it</w:t>
-      </w:r>
-    </w:p>
-    <w:p>
-      <w:pPr>
-        <w:pStyle w:val="SourceCode"/>
-        <w:keepNext/>
-      </w:pPr>
-      <w:r>
-        <w:t>-- drops them, with any rows earlier lessons or your own experiments left</w:t>
-      </w:r>
-    </w:p>
-    <w:p>
-      <w:pPr>
-        <w:pStyle w:val="SourceCode"/>
-      </w:pPr>
-      <w:r>
-        <w:t>-- in them, and builds them again: an empty contact_groups table, and the</w:t>
-      </w:r>
-    </w:p>
-    <w:p>
-      <w:pPr>
-        <w:pStyle w:val="SourceCode"/>
-      </w:pPr>
-      <w:r>
-        <w:t>-- contacts table with a group_id column and Lesson 4.6's three contacts,</w:t>
+        <w:t>sql/reset_contacts_assembly.sql</w:t>
+      </w:r>
+    </w:p>
+    <w:p>
+      <w:pPr>
+        <w:pStyle w:val="SourceCode"/>
+        <w:keepNext/>
+      </w:pPr>
+      <w:r>
+        <w:t>-- Lesson 4.11's known state for Assembly. This file resets the Assembly</w:t>
+      </w:r>
+    </w:p>
+    <w:p>
+      <w:pPr>
+        <w:pStyle w:val="SourceCode"/>
+        <w:keepNext/>
+      </w:pPr>
+      <w:r>
+        <w:t>-- programs' own two tables, contact_groups_assembly and contacts_assembly:</w:t>
+      </w:r>
+    </w:p>
+    <w:p>
+      <w:pPr>
+        <w:pStyle w:val="SourceCode"/>
+      </w:pPr>
+      <w:r>
+        <w:t>-- it drops them, with any rows earlier lessons or your own experiments left</w:t>
+      </w:r>
+    </w:p>
+    <w:p>
+      <w:pPr>
+        <w:pStyle w:val="SourceCode"/>
+      </w:pPr>
+      <w:r>
+        <w:t>-- in them, and builds them again: an empty contact_groups_assembly table,</w:t>
+      </w:r>
+    </w:p>
+    <w:p>
+      <w:pPr>
+        <w:pStyle w:val="SourceCode"/>
+      </w:pPr>
+      <w:r>
+        <w:t>-- and contacts_assembly with a group_id column and Lesson 4.6's three</w:t>
+      </w:r>
+    </w:p>
+    <w:p>
+      <w:pPr>
+        <w:pStyle w:val="SourceCode"/>
+      </w:pPr>
+      <w:r>
+        <w:t>-- contacts, none of them in a group yet.</w:t>
+      </w:r>
+    </w:p>
+    <w:p>
+      <w:pPr>
+        <w:pStyle w:val="SourceCode"/>
+      </w:pPr>
+    </w:p>
+    <w:p>
+      <w:pPr>
+        <w:pStyle w:val="SourceCode"/>
+      </w:pPr>
+      <w:r>
+        <w:t>-- Remove the old tables and every row in them (Lesson 4.4).</w:t>
+      </w:r>
+    </w:p>
+    <w:p>
+      <w:pPr>
+        <w:pStyle w:val="SourceCode"/>
+      </w:pPr>
+      <w:r>
+        <w:t>-- contacts_assembly goes first: its rows point at contact_groups_assembly,</w:t>
+      </w:r>
+    </w:p>
+    <w:p>
+      <w:pPr>
+        <w:pStyle w:val="SourceCode"/>
+      </w:pPr>
+      <w:r>
+        <w:t>-- and the server refuses to drop a table that another table's foreign key</w:t>
+      </w:r>
+    </w:p>
+    <w:p>
+      <w:pPr>
+        <w:pStyle w:val="SourceCode"/>
+      </w:pPr>
+      <w:r>
+        <w:t>-- still points at. IF EXISTS skips a table that is not there yet.</w:t>
+      </w:r>
+    </w:p>
+    <w:p>
+      <w:pPr>
+        <w:pStyle w:val="SourceCode"/>
+      </w:pPr>
+      <w:r>
+        <w:t>DROP TABLE IF EXISTS contacts_assembly;</w:t>
+      </w:r>
+    </w:p>
+    <w:p>
+      <w:pPr>
+        <w:pStyle w:val="SourceCode"/>
+      </w:pPr>
+      <w:r>
+        <w:t>DROP TABLE IF EXISTS contact_groups_assembly;</w:t>
+      </w:r>
+    </w:p>
+    <w:p>
+      <w:pPr>
+        <w:pStyle w:val="SourceCode"/>
+      </w:pPr>
+    </w:p>
+    <w:p>
+      <w:pPr>
+        <w:pStyle w:val="SourceCode"/>
+      </w:pPr>
+      <w:r>
+        <w:t>-- The new table: one row per group. id is numbered by the server, like the</w:t>
+      </w:r>
+    </w:p>
+    <w:p>
+      <w:pPr>
+        <w:pStyle w:val="SourceCode"/>
+      </w:pPr>
+      <w:r>
+        <w:t>-- contacts' id (Lesson 4.4), and name is the group's name. UNIQUE refuses a</w:t>
+      </w:r>
+    </w:p>
+    <w:p>
+      <w:pPr>
+        <w:pStyle w:val="SourceCode"/>
+      </w:pPr>
+      <w:r>
+        <w:t>-- second group with the same name, as Lesson 4.4's UNIQUE email refuses a</w:t>
+      </w:r>
+    </w:p>
+    <w:p>
+      <w:pPr>
+        <w:pStyle w:val="SourceCode"/>
+      </w:pPr>
+      <w:r>
+        <w:t>-- second contact with the same email.</w:t>
+      </w:r>
+    </w:p>
+    <w:p>
+      <w:pPr>
+        <w:pStyle w:val="SourceCode"/>
+      </w:pPr>
+      <w:r>
+        <w:t>CREATE TABLE contact_groups_assembly (</w:t>
+      </w:r>
+    </w:p>
+    <w:p>
+      <w:pPr>
+        <w:pStyle w:val="SourceCode"/>
+      </w:pPr>
+      <w:r>
+        <w:t xml:space="preserve">    id   INT AUTO_INCREMENT PRIMARY KEY,</w:t>
+      </w:r>
+    </w:p>
+    <w:p>
+      <w:pPr>
+        <w:pStyle w:val="SourceCode"/>
+      </w:pPr>
+      <w:r>
+        <w:t xml:space="preserve">    name VARCHAR(50) NOT NULL UNIQUE</w:t>
+      </w:r>
+    </w:p>
+    <w:p>
+      <w:pPr>
+        <w:pStyle w:val="SourceCode"/>
+      </w:pPr>
+      <w:r>
+        <w:t>) CHARACTER SET utf8mb4;</w:t>
+      </w:r>
+    </w:p>
+    <w:p>
+      <w:pPr>
+        <w:pStyle w:val="SourceCode"/>
+      </w:pPr>
+    </w:p>
+    <w:p>
+      <w:pPr>
+        <w:pStyle w:val="SourceCode"/>
+      </w:pPr>
+      <w:r>
+        <w:t>-- Lesson 4.4's contacts_assembly table, with one new column at the end.</w:t>
+      </w:r>
+    </w:p>
+    <w:p>
+      <w:pPr>
+        <w:pStyle w:val="SourceCode"/>
+      </w:pPr>
+      <w:r>
+        <w:t>-- group_id holds the id of the contact's group, or NULL for no group.</w:t>
+      </w:r>
+    </w:p>
+    <w:p>
+      <w:pPr>
+        <w:pStyle w:val="SourceCode"/>
+      </w:pPr>
+      <w:r>
+        <w:t>-- FOREIGN KEY makes the server check every value: group_id must be NULL or</w:t>
+      </w:r>
+    </w:p>
+    <w:p>
+      <w:pPr>
+        <w:pStyle w:val="SourceCode"/>
+      </w:pPr>
+      <w:r>
+        <w:t>-- an id that contact_groups_assembly really has. contact_groups_assembly is</w:t>
+      </w:r>
+    </w:p>
+    <w:p>
+      <w:pPr>
+        <w:pStyle w:val="SourceCode"/>
+      </w:pPr>
+      <w:r>
+        <w:t>-- created first, because the foreign key must name a table that already</w:t>
+      </w:r>
+    </w:p>
+    <w:p>
+      <w:pPr>
+        <w:pStyle w:val="SourceCode"/>
+      </w:pPr>
+      <w:r>
+        <w:t>-- exists. The server names the foreign key itself, after the table:</w:t>
+      </w:r>
+    </w:p>
+    <w:p>
+      <w:pPr>
+        <w:pStyle w:val="SourceCode"/>
+      </w:pPr>
+      <w:r>
+        <w:t>-- contacts_assembly_ibfk_1.</w:t>
+      </w:r>
+    </w:p>
+    <w:p>
+      <w:pPr>
+        <w:pStyle w:val="SourceCode"/>
+      </w:pPr>
+      <w:r>
+        <w:t>CREATE TABLE contacts_assembly (</w:t>
+      </w:r>
+    </w:p>
+    <w:p>
+      <w:pPr>
+        <w:pStyle w:val="SourceCode"/>
+      </w:pPr>
+      <w:r>
+        <w:t xml:space="preserve">    id       INT AUTO_INCREMENT PRIMARY KEY,</w:t>
+      </w:r>
+    </w:p>
+    <w:p>
+      <w:pPr>
+        <w:pStyle w:val="SourceCode"/>
+      </w:pPr>
+      <w:r>
+        <w:t xml:space="preserve">    name     VARCHAR(100) NOT NULL,</w:t>
+      </w:r>
+    </w:p>
+    <w:p>
+      <w:pPr>
+        <w:pStyle w:val="SourceCode"/>
+      </w:pPr>
+      <w:r>
+        <w:t xml:space="preserve">    email    VARCHAR(254) NOT NULL UNIQUE,</w:t>
+      </w:r>
+    </w:p>
+    <w:p>
+      <w:pPr>
+        <w:pStyle w:val="SourceCode"/>
+      </w:pPr>
+      <w:r>
+        <w:t xml:space="preserve">    phone    VARCHAR(20)  NULL,</w:t>
+      </w:r>
+    </w:p>
+    <w:p>
+      <w:pPr>
+        <w:pStyle w:val="SourceCode"/>
+      </w:pPr>
+      <w:r>
+        <w:t xml:space="preserve">    group_id INT          NULL,</w:t>
+      </w:r>
+    </w:p>
+    <w:p>
+      <w:pPr>
+        <w:pStyle w:val="SourceCode"/>
+      </w:pPr>
+      <w:r>
+        <w:t xml:space="preserve">    FOREIGN KEY (group_id) REFERENCES contact_groups_assembly (id)</w:t>
+      </w:r>
+    </w:p>
+    <w:p>
+      <w:pPr>
+        <w:pStyle w:val="SourceCode"/>
+      </w:pPr>
+      <w:r>
+        <w:t>) CHARACTER SET utf8mb4;</w:t>
+      </w:r>
+    </w:p>
+    <w:p>
+      <w:pPr>
+        <w:pStyle w:val="SourceCode"/>
+      </w:pPr>
+    </w:p>
+    <w:p>
+      <w:pPr>
+        <w:pStyle w:val="SourceCode"/>
+      </w:pPr>
+      <w:r>
+        <w:t>-- Lesson 4.6's three contacts, ids 1, 2, 3. group_id is left out, so it</w:t>
+      </w:r>
+    </w:p>
+    <w:p>
+      <w:pPr>
+        <w:pStyle w:val="SourceCode"/>
+      </w:pPr>
+      <w:r>
+        <w:t>-- starts as NULL: no contact is in a group yet.</w:t>
+      </w:r>
+    </w:p>
+    <w:p>
+      <w:pPr>
+        <w:pStyle w:val="SourceCode"/>
+      </w:pPr>
+      <w:r>
+        <w:t>INSERT INTO contacts_assembly (name, email, phone)</w:t>
+      </w:r>
+    </w:p>
+    <w:p>
+      <w:pPr>
+        <w:pStyle w:val="SourceCode"/>
+      </w:pPr>
+      <w:r>
+        <w:t xml:space="preserve">    VALUES ('Ada Lovelace', 'ada@example.com', '555-0100');</w:t>
+      </w:r>
+    </w:p>
+    <w:p>
+      <w:pPr>
+        <w:pStyle w:val="SourceCode"/>
+      </w:pPr>
+      <w:r>
+        <w:t>INSERT INTO contacts_assembly (name, email, phone)</w:t>
+      </w:r>
+    </w:p>
+    <w:p>
+      <w:pPr>
+        <w:pStyle w:val="SourceCode"/>
+        <w:keepNext/>
+      </w:pPr>
+      <w:r>
+        <w:t xml:space="preserve">    VALUES ('Grace Hopper', 'grace@example.com', NULL);</w:t>
+      </w:r>
+    </w:p>
+    <w:p>
+      <w:pPr>
+        <w:pStyle w:val="SourceCode"/>
+        <w:keepNext/>
+      </w:pPr>
+      <w:r>
+        <w:t>INSERT INTO contacts_assembly (name, email, phone)</w:t>
+      </w:r>
+    </w:p>
+    <w:p>
+      <w:pPr>
+        <w:pStyle w:val="SourceCode"/>
+      </w:pPr>
+      <w:r>
+        <w:t xml:space="preserve">    VALUES ('Alan Turing', 'alan@example.com', '555-0102');</w:t>
+      </w:r>
+    </w:p>
+    <w:p>
+      <w:pPr>
+        <w:keepNext/>
+      </w:pPr>
+    </w:p>
+    <w:p>
+      <w:pPr>
+        <w:pStyle w:val="Heading3"/>
+      </w:pPr>
+      <w:r>
+        <w:t>sql/reset_contacts_rust.sql</w:t>
+      </w:r>
+    </w:p>
+    <w:p>
+      <w:pPr>
+        <w:pStyle w:val="SourceCode"/>
+        <w:keepNext/>
+      </w:pPr>
+      <w:r>
+        <w:t>-- Lesson 4.11's known state for Rust. This file resets the Rust programs'</w:t>
+      </w:r>
+    </w:p>
+    <w:p>
+      <w:pPr>
+        <w:pStyle w:val="SourceCode"/>
+        <w:keepNext/>
+      </w:pPr>
+      <w:r>
+        <w:t>-- own two tables, contact_groups_rust and contacts_rust: it drops them,</w:t>
+      </w:r>
+    </w:p>
+    <w:p>
+      <w:pPr>
+        <w:pStyle w:val="SourceCode"/>
+      </w:pPr>
+      <w:r>
+        <w:t>-- with any rows earlier lessons or your own experiments left in them, and</w:t>
+      </w:r>
+    </w:p>
+    <w:p>
+      <w:pPr>
+        <w:pStyle w:val="SourceCode"/>
+      </w:pPr>
+      <w:r>
+        <w:t>-- builds them again: an empty contact_groups_rust table, and contacts_rust</w:t>
+      </w:r>
+    </w:p>
+    <w:p>
+      <w:pPr>
+        <w:pStyle w:val="SourceCode"/>
+      </w:pPr>
+      <w:r>
+        <w:t>-- with a group_id column and Lesson 4.6's three contacts, none of them in a</w:t>
+      </w:r>
+    </w:p>
+    <w:p>
+      <w:pPr>
+        <w:pStyle w:val="SourceCode"/>
+      </w:pPr>
+      <w:r>
+        <w:t>-- group yet.</w:t>
+      </w:r>
+    </w:p>
+    <w:p>
+      <w:pPr>
+        <w:pStyle w:val="SourceCode"/>
+      </w:pPr>
+    </w:p>
+    <w:p>
+      <w:pPr>
+        <w:pStyle w:val="SourceCode"/>
+      </w:pPr>
+      <w:r>
+        <w:t>-- Remove the old tables and every row in them (Lesson 4.4). contacts_rust</w:t>
+      </w:r>
+    </w:p>
+    <w:p>
+      <w:pPr>
+        <w:pStyle w:val="SourceCode"/>
+      </w:pPr>
+      <w:r>
+        <w:t>-- goes first: its rows point at contact_groups_rust, and the server refuses</w:t>
+      </w:r>
+    </w:p>
+    <w:p>
+      <w:pPr>
+        <w:pStyle w:val="SourceCode"/>
+      </w:pPr>
+      <w:r>
+        <w:t>-- to drop a table that another table's foreign key still points at. IF</w:t>
+      </w:r>
+    </w:p>
+    <w:p>
+      <w:pPr>
+        <w:pStyle w:val="SourceCode"/>
+      </w:pPr>
+      <w:r>
+        <w:t>-- EXISTS skips a table that is not there yet.</w:t>
+      </w:r>
+    </w:p>
+    <w:p>
+      <w:pPr>
+        <w:pStyle w:val="SourceCode"/>
+      </w:pPr>
+      <w:r>
+        <w:t>DROP TABLE IF EXISTS contacts_rust;</w:t>
+      </w:r>
+    </w:p>
+    <w:p>
+      <w:pPr>
+        <w:pStyle w:val="SourceCode"/>
+      </w:pPr>
+      <w:r>
+        <w:t>DROP TABLE IF EXISTS contact_groups_rust;</w:t>
+      </w:r>
+    </w:p>
+    <w:p>
+      <w:pPr>
+        <w:pStyle w:val="SourceCode"/>
+      </w:pPr>
+    </w:p>
+    <w:p>
+      <w:pPr>
+        <w:pStyle w:val="SourceCode"/>
+      </w:pPr>
+      <w:r>
+        <w:t>-- The new table: one row per group. id is numbered by the server, like the</w:t>
+      </w:r>
+    </w:p>
+    <w:p>
+      <w:pPr>
+        <w:pStyle w:val="SourceCode"/>
+      </w:pPr>
+      <w:r>
+        <w:t>-- contacts' id (Lesson 4.4), and name is the group's name. UNIQUE refuses a</w:t>
+      </w:r>
+    </w:p>
+    <w:p>
+      <w:pPr>
+        <w:pStyle w:val="SourceCode"/>
+      </w:pPr>
+      <w:r>
+        <w:t>-- second group with the same name, as Lesson 4.4's UNIQUE email refuses a</w:t>
+      </w:r>
+    </w:p>
+    <w:p>
+      <w:pPr>
+        <w:pStyle w:val="SourceCode"/>
+      </w:pPr>
+      <w:r>
+        <w:t>-- second contact with the same email.</w:t>
+      </w:r>
+    </w:p>
+    <w:p>
+      <w:pPr>
+        <w:pStyle w:val="SourceCode"/>
+      </w:pPr>
+      <w:r>
+        <w:t>CREATE TABLE contact_groups_rust (</w:t>
+      </w:r>
+    </w:p>
+    <w:p>
+      <w:pPr>
+        <w:pStyle w:val="SourceCode"/>
+      </w:pPr>
+      <w:r>
+        <w:t xml:space="preserve">    id   INT AUTO_INCREMENT PRIMARY KEY,</w:t>
+      </w:r>
+    </w:p>
+    <w:p>
+      <w:pPr>
+        <w:pStyle w:val="SourceCode"/>
+      </w:pPr>
+      <w:r>
+        <w:t xml:space="preserve">    name VARCHAR(50) NOT NULL UNIQUE</w:t>
+      </w:r>
+    </w:p>
+    <w:p>
+      <w:pPr>
+        <w:pStyle w:val="SourceCode"/>
+      </w:pPr>
+      <w:r>
+        <w:t>) CHARACTER SET utf8mb4;</w:t>
+      </w:r>
+    </w:p>
+    <w:p>
+      <w:pPr>
+        <w:pStyle w:val="SourceCode"/>
+      </w:pPr>
+    </w:p>
+    <w:p>
+      <w:pPr>
+        <w:pStyle w:val="SourceCode"/>
+      </w:pPr>
+      <w:r>
+        <w:t>-- Lesson 4.4's contacts_rust table, with one new column at the end.</w:t>
+      </w:r>
+    </w:p>
+    <w:p>
+      <w:pPr>
+        <w:pStyle w:val="SourceCode"/>
+      </w:pPr>
+      <w:r>
+        <w:t>-- group_id holds the id of the contact's group, or NULL for no group.</w:t>
+      </w:r>
+    </w:p>
+    <w:p>
+      <w:pPr>
+        <w:pStyle w:val="SourceCode"/>
+      </w:pPr>
+      <w:r>
+        <w:t>-- FOREIGN KEY makes the server check every value: group_id must be NULL or</w:t>
+      </w:r>
+    </w:p>
+    <w:p>
+      <w:pPr>
+        <w:pStyle w:val="SourceCode"/>
+      </w:pPr>
+      <w:r>
+        <w:t>-- an id that contact_groups_rust really has. contact_groups_rust is created</w:t>
+      </w:r>
+    </w:p>
+    <w:p>
+      <w:pPr>
+        <w:pStyle w:val="SourceCode"/>
+      </w:pPr>
+      <w:r>
+        <w:t>-- first, because the foreign key must name a table that already exists. The</w:t>
+      </w:r>
+    </w:p>
+    <w:p>
+      <w:pPr>
+        <w:pStyle w:val="SourceCode"/>
+      </w:pPr>
+      <w:r>
+        <w:t>-- server names the foreign key itself, after the table:</w:t>
+      </w:r>
+    </w:p>
+    <w:p>
+      <w:pPr>
+        <w:pStyle w:val="SourceCode"/>
+      </w:pPr>
+      <w:r>
+        <w:t>-- contacts_rust_ibfk_1.</w:t>
+      </w:r>
+    </w:p>
+    <w:p>
+      <w:pPr>
+        <w:pStyle w:val="SourceCode"/>
+      </w:pPr>
+      <w:r>
+        <w:t>CREATE TABLE contacts_rust (</w:t>
+      </w:r>
+    </w:p>
+    <w:p>
+      <w:pPr>
+        <w:pStyle w:val="SourceCode"/>
+      </w:pPr>
+      <w:r>
+        <w:t xml:space="preserve">    id       INT AUTO_INCREMENT PRIMARY KEY,</w:t>
+      </w:r>
+    </w:p>
+    <w:p>
+      <w:pPr>
+        <w:pStyle w:val="SourceCode"/>
+      </w:pPr>
+      <w:r>
+        <w:t xml:space="preserve">    name     VARCHAR(100) NOT NULL,</w:t>
+      </w:r>
+    </w:p>
+    <w:p>
+      <w:pPr>
+        <w:pStyle w:val="SourceCode"/>
+      </w:pPr>
+      <w:r>
+        <w:t xml:space="preserve">    email    VARCHAR(254) NOT NULL UNIQUE,</w:t>
+      </w:r>
+    </w:p>
+    <w:p>
+      <w:pPr>
+        <w:pStyle w:val="SourceCode"/>
+      </w:pPr>
+      <w:r>
+        <w:t xml:space="preserve">    phone    VARCHAR(20)  NULL,</w:t>
+      </w:r>
+    </w:p>
+    <w:p>
+      <w:pPr>
+        <w:pStyle w:val="SourceCode"/>
+      </w:pPr>
+      <w:r>
+        <w:t xml:space="preserve">    group_id INT          NULL,</w:t>
+      </w:r>
+    </w:p>
+    <w:p>
+      <w:pPr>
+        <w:pStyle w:val="SourceCode"/>
+      </w:pPr>
+      <w:r>
+        <w:t xml:space="preserve">    FOREIGN KEY (group_id) REFERENCES contact_groups_rust (id)</w:t>
+      </w:r>
+    </w:p>
+    <w:p>
+      <w:pPr>
+        <w:pStyle w:val="SourceCode"/>
+      </w:pPr>
+      <w:r>
+        <w:t>) CHARACTER SET utf8mb4;</w:t>
+      </w:r>
+    </w:p>
+    <w:p>
+      <w:pPr>
+        <w:pStyle w:val="SourceCode"/>
+      </w:pPr>
+    </w:p>
+    <w:p>
+      <w:pPr>
+        <w:pStyle w:val="SourceCode"/>
+      </w:pPr>
+      <w:r>
+        <w:t>-- Lesson 4.6's three contacts, ids 1, 2, 3. group_id is left out, so it</w:t>
+      </w:r>
+    </w:p>
+    <w:p>
+      <w:pPr>
+        <w:pStyle w:val="SourceCode"/>
+      </w:pPr>
+      <w:r>
+        <w:t>-- starts as NULL: no contact is in a group yet.</w:t>
+      </w:r>
+    </w:p>
+    <w:p>
+      <w:pPr>
+        <w:pStyle w:val="SourceCode"/>
+      </w:pPr>
+      <w:r>
+        <w:t>INSERT INTO contacts_rust (name, email, phone)</w:t>
+      </w:r>
+    </w:p>
+    <w:p>
+      <w:pPr>
+        <w:pStyle w:val="SourceCode"/>
+      </w:pPr>
+      <w:r>
+        <w:t xml:space="preserve">    VALUES ('Ada Lovelace', 'ada@example.com', '555-0100');</w:t>
+      </w:r>
+    </w:p>
+    <w:p>
+      <w:pPr>
+        <w:pStyle w:val="SourceCode"/>
+      </w:pPr>
+      <w:r>
+        <w:t>INSERT INTO contacts_rust (name, email, phone)</w:t>
+      </w:r>
+    </w:p>
+    <w:p>
+      <w:pPr>
+        <w:pStyle w:val="SourceCode"/>
+        <w:keepNext/>
+      </w:pPr>
+      <w:r>
+        <w:t xml:space="preserve">    VALUES ('Grace Hopper', 'grace@example.com', NULL);</w:t>
+      </w:r>
+    </w:p>
+    <w:p>
+      <w:pPr>
+        <w:pStyle w:val="SourceCode"/>
+        <w:keepNext/>
+      </w:pPr>
+      <w:r>
+        <w:t>INSERT INTO contacts_rust (name, email, phone)</w:t>
+      </w:r>
+    </w:p>
+    <w:p>
+      <w:pPr>
+        <w:pStyle w:val="SourceCode"/>
+      </w:pPr>
+      <w:r>
+        <w:t xml:space="preserve">    VALUES ('Alan Turing', 'alan@example.com', '555-0102');</w:t>
+      </w:r>
+    </w:p>
+    <w:p>
+      <w:pPr>
+        <w:keepNext/>
+      </w:pPr>
+    </w:p>
+    <w:p>
+      <w:pPr>
+        <w:pStyle w:val="Heading3"/>
+      </w:pPr>
+      <w:r>
+        <w:t>sql/reset_contacts_erlang.sql</w:t>
+      </w:r>
+    </w:p>
+    <w:p>
+      <w:pPr>
+        <w:pStyle w:val="SourceCode"/>
+        <w:keepNext/>
+      </w:pPr>
+      <w:r>
+        <w:t>-- Lesson 4.11's known state for Erlang. This file resets the Erlang</w:t>
+      </w:r>
+    </w:p>
+    <w:p>
+      <w:pPr>
+        <w:pStyle w:val="SourceCode"/>
+        <w:keepNext/>
+      </w:pPr>
+      <w:r>
+        <w:t>-- programs' own two tables, contact_groups_erlang and contacts_erlang: it</w:t>
+      </w:r>
+    </w:p>
+    <w:p>
+      <w:pPr>
+        <w:pStyle w:val="SourceCode"/>
+      </w:pPr>
+      <w:r>
+        <w:t>-- drops them, with any rows earlier lessons or your own experiments left in</w:t>
+      </w:r>
+    </w:p>
+    <w:p>
+      <w:pPr>
+        <w:pStyle w:val="SourceCode"/>
+      </w:pPr>
+      <w:r>
+        <w:t>-- them, and builds them again: an empty contact_groups_erlang table, and</w:t>
+      </w:r>
+    </w:p>
+    <w:p>
+      <w:pPr>
+        <w:pStyle w:val="SourceCode"/>
+      </w:pPr>
+      <w:r>
+        <w:t>-- contacts_erlang with a group_id column and Lesson 4.6's three contacts,</w:t>
       </w:r>
     </w:p>
     <w:p>
@@ -1723,92 +2517,92 @@
         <w:pStyle w:val="SourceCode"/>
       </w:pPr>
       <w:r>
-        <w:t>-- Remove the old tables and every row in them (Lesson 4.4). contacts goes</w:t>
-      </w:r>
-    </w:p>
-    <w:p>
-      <w:pPr>
-        <w:pStyle w:val="SourceCode"/>
-      </w:pPr>
-      <w:r>
-        <w:t>-- first: its rows point at contact_groups, and the server refuses to drop</w:t>
-      </w:r>
-    </w:p>
-    <w:p>
-      <w:pPr>
-        <w:pStyle w:val="SourceCode"/>
-      </w:pPr>
-      <w:r>
-        <w:t>-- a table that another table's foreign key still points at. IF EXISTS</w:t>
-      </w:r>
-    </w:p>
-    <w:p>
-      <w:pPr>
-        <w:pStyle w:val="SourceCode"/>
-      </w:pPr>
-      <w:r>
-        <w:t>-- skips a table that is not there yet.</w:t>
-      </w:r>
-    </w:p>
-    <w:p>
-      <w:pPr>
-        <w:pStyle w:val="SourceCode"/>
-      </w:pPr>
-      <w:r>
-        <w:t>DROP TABLE IF EXISTS contacts;</w:t>
-      </w:r>
-    </w:p>
-    <w:p>
-      <w:pPr>
-        <w:pStyle w:val="SourceCode"/>
-      </w:pPr>
-      <w:r>
-        <w:t>DROP TABLE IF EXISTS contact_groups;</w:t>
-      </w:r>
-    </w:p>
-    <w:p>
-      <w:pPr>
-        <w:pStyle w:val="SourceCode"/>
-      </w:pPr>
-    </w:p>
-    <w:p>
-      <w:pPr>
-        <w:pStyle w:val="SourceCode"/>
-      </w:pPr>
-      <w:r>
-        <w:t>-- The new table: one row per group. id is numbered by the server, like</w:t>
-      </w:r>
-    </w:p>
-    <w:p>
-      <w:pPr>
-        <w:pStyle w:val="SourceCode"/>
-      </w:pPr>
-      <w:r>
-        <w:t>-- the contacts' id (Lesson 4.4), and name is the group's name. UNIQUE</w:t>
-      </w:r>
-    </w:p>
-    <w:p>
-      <w:pPr>
-        <w:pStyle w:val="SourceCode"/>
-      </w:pPr>
-      <w:r>
-        <w:t>-- refuses a second group with the same name, as Lesson 4.4's UNIQUE email</w:t>
-      </w:r>
-    </w:p>
-    <w:p>
-      <w:pPr>
-        <w:pStyle w:val="SourceCode"/>
-      </w:pPr>
-      <w:r>
-        <w:t>-- refuses a second contact with the same email.</w:t>
-      </w:r>
-    </w:p>
-    <w:p>
-      <w:pPr>
-        <w:pStyle w:val="SourceCode"/>
-      </w:pPr>
-      <w:r>
-        <w:t>CREATE TABLE contact_groups (</w:t>
+        <w:t>-- Remove the old tables and every row in them (Lesson 4.4). contacts_erlang</w:t>
+      </w:r>
+    </w:p>
+    <w:p>
+      <w:pPr>
+        <w:pStyle w:val="SourceCode"/>
+      </w:pPr>
+      <w:r>
+        <w:t>-- goes first: its rows point at contact_groups_erlang, and the server</w:t>
+      </w:r>
+    </w:p>
+    <w:p>
+      <w:pPr>
+        <w:pStyle w:val="SourceCode"/>
+      </w:pPr>
+      <w:r>
+        <w:t>-- refuses to drop a table that another table's foreign key still points at.</w:t>
+      </w:r>
+    </w:p>
+    <w:p>
+      <w:pPr>
+        <w:pStyle w:val="SourceCode"/>
+      </w:pPr>
+      <w:r>
+        <w:t>-- IF EXISTS skips a table that is not there yet.</w:t>
+      </w:r>
+    </w:p>
+    <w:p>
+      <w:pPr>
+        <w:pStyle w:val="SourceCode"/>
+      </w:pPr>
+      <w:r>
+        <w:t>DROP TABLE IF EXISTS contacts_erlang;</w:t>
+      </w:r>
+    </w:p>
+    <w:p>
+      <w:pPr>
+        <w:pStyle w:val="SourceCode"/>
+      </w:pPr>
+      <w:r>
+        <w:t>DROP TABLE IF EXISTS contact_groups_erlang;</w:t>
+      </w:r>
+    </w:p>
+    <w:p>
+      <w:pPr>
+        <w:pStyle w:val="SourceCode"/>
+      </w:pPr>
+    </w:p>
+    <w:p>
+      <w:pPr>
+        <w:pStyle w:val="SourceCode"/>
+      </w:pPr>
+      <w:r>
+        <w:t>-- The new table: one row per group. id is numbered by the server, like the</w:t>
+      </w:r>
+    </w:p>
+    <w:p>
+      <w:pPr>
+        <w:pStyle w:val="SourceCode"/>
+      </w:pPr>
+      <w:r>
+        <w:t>-- contacts' id (Lesson 4.4), and name is the group's name. UNIQUE refuses a</w:t>
+      </w:r>
+    </w:p>
+    <w:p>
+      <w:pPr>
+        <w:pStyle w:val="SourceCode"/>
+      </w:pPr>
+      <w:r>
+        <w:t>-- second group with the same name, as Lesson 4.4's UNIQUE email refuses a</w:t>
+      </w:r>
+    </w:p>
+    <w:p>
+      <w:pPr>
+        <w:pStyle w:val="SourceCode"/>
+      </w:pPr>
+      <w:r>
+        <w:t>-- second contact with the same email.</w:t>
+      </w:r>
+    </w:p>
+    <w:p>
+      <w:pPr>
+        <w:pStyle w:val="SourceCode"/>
+      </w:pPr>
+      <w:r>
+        <w:t>CREATE TABLE contact_groups_erlang (</w:t>
       </w:r>
     </w:p>
     <w:p>
@@ -1845,47 +2639,63 @@
         <w:pStyle w:val="SourceCode"/>
       </w:pPr>
       <w:r>
-        <w:t>-- Lesson 4.4's contacts table, with one new column at the end. group_id</w:t>
-      </w:r>
-    </w:p>
-    <w:p>
-      <w:pPr>
-        <w:pStyle w:val="SourceCode"/>
-      </w:pPr>
-      <w:r>
-        <w:t>-- holds the id of the contact's group, or NULL for no group. FOREIGN KEY</w:t>
-      </w:r>
-    </w:p>
-    <w:p>
-      <w:pPr>
-        <w:pStyle w:val="SourceCode"/>
-      </w:pPr>
-      <w:r>
-        <w:t>-- makes the server check every value: group_id must be NULL or an id</w:t>
-      </w:r>
-    </w:p>
-    <w:p>
-      <w:pPr>
-        <w:pStyle w:val="SourceCode"/>
-      </w:pPr>
-      <w:r>
-        <w:t>-- that contact_groups really has. contact_groups is created first,</w:t>
-      </w:r>
-    </w:p>
-    <w:p>
-      <w:pPr>
-        <w:pStyle w:val="SourceCode"/>
-      </w:pPr>
-      <w:r>
-        <w:t>-- because the foreign key must name a table that already exists.</w:t>
-      </w:r>
-    </w:p>
-    <w:p>
-      <w:pPr>
-        <w:pStyle w:val="SourceCode"/>
-      </w:pPr>
-      <w:r>
-        <w:t>CREATE TABLE contacts (</w:t>
+        <w:t>-- Lesson 4.4's contacts_erlang table, with one new column at the end.</w:t>
+      </w:r>
+    </w:p>
+    <w:p>
+      <w:pPr>
+        <w:pStyle w:val="SourceCode"/>
+      </w:pPr>
+      <w:r>
+        <w:t>-- group_id holds the id of the contact's group, or NULL for no group.</w:t>
+      </w:r>
+    </w:p>
+    <w:p>
+      <w:pPr>
+        <w:pStyle w:val="SourceCode"/>
+      </w:pPr>
+      <w:r>
+        <w:t>-- FOREIGN KEY makes the server check every value: group_id must be NULL or</w:t>
+      </w:r>
+    </w:p>
+    <w:p>
+      <w:pPr>
+        <w:pStyle w:val="SourceCode"/>
+      </w:pPr>
+      <w:r>
+        <w:t>-- an id that contact_groups_erlang really has. contact_groups_erlang is</w:t>
+      </w:r>
+    </w:p>
+    <w:p>
+      <w:pPr>
+        <w:pStyle w:val="SourceCode"/>
+      </w:pPr>
+      <w:r>
+        <w:t>-- created first, because the foreign key must name a table that already</w:t>
+      </w:r>
+    </w:p>
+    <w:p>
+      <w:pPr>
+        <w:pStyle w:val="SourceCode"/>
+      </w:pPr>
+      <w:r>
+        <w:t>-- exists. The server names the foreign key itself, after the table:</w:t>
+      </w:r>
+    </w:p>
+    <w:p>
+      <w:pPr>
+        <w:pStyle w:val="SourceCode"/>
+      </w:pPr>
+      <w:r>
+        <w:t>-- contacts_erlang_ibfk_1.</w:t>
+      </w:r>
+    </w:p>
+    <w:p>
+      <w:pPr>
+        <w:pStyle w:val="SourceCode"/>
+      </w:pPr>
+      <w:r>
+        <w:t>CREATE TABLE contacts_erlang (</w:t>
       </w:r>
     </w:p>
     <w:p>
@@ -1933,7 +2743,7 @@
         <w:pStyle w:val="SourceCode"/>
       </w:pPr>
       <w:r>
-        <w:t xml:space="preserve">    FOREIGN KEY (group_id) REFERENCES contact_groups (id)</w:t>
+        <w:t xml:space="preserve">    FOREIGN KEY (group_id) REFERENCES contact_groups_erlang (id)</w:t>
       </w:r>
     </w:p>
     <w:p>
@@ -1970,7 +2780,7 @@
         <w:pStyle w:val="SourceCode"/>
       </w:pPr>
       <w:r>
-        <w:t>INSERT INTO contacts (name, email, phone)</w:t>
+        <w:t>INSERT INTO contacts_erlang (name, email, phone)</w:t>
       </w:r>
     </w:p>
     <w:p>
@@ -1986,7 +2796,7 @@
         <w:pStyle w:val="SourceCode"/>
       </w:pPr>
       <w:r>
-        <w:t>INSERT INTO contacts (name, email, phone)</w:t>
+        <w:t>INSERT INTO contacts_erlang (name, email, phone)</w:t>
       </w:r>
     </w:p>
     <w:p>
@@ -2004,7 +2814,7 @@
         <w:keepNext/>
       </w:pPr>
       <w:r>
-        <w:t>INSERT INTO contacts (name, email, phone)</w:t>
+        <w:t>INSERT INTO contacts_erlang (name, email, phone)</w:t>
       </w:r>
     </w:p>
     <w:p>
@@ -2022,7 +2832,10 @@
     </w:p>
     <w:p>
       <w:r>
-        <w:t>The first client command is Lesson 4.2's CREATE DATABASE IF NOT EXISTS spa_contacts, so this lesson works even if you start here. The second runs the file with source, the mysql client's own command, which it accepts from -e only with --commands; on Linux or macOS, &lt; sends the file to the client instead (Lesson 4.6). The third shows the contacts table. Remember, MYSQL_PWD lasts only until the block's last line, -D names the database, and -t prints the answer as a table.</w:t>
+        <w:t>The first client command is Lesson 4.2's CREATE DATABASE IF NOT EXISTS spa_contacts, so this lesson works even if you start here. The next three run the files, one per language, with source, the mysql client's own command, which it accepts from -e only with --commands; on Linux or macOS, &lt; sends the file to the client instead (Lesson 4.6). The last shows the Rust programs' table, contacts_rust; put contacts_assembly or contacts_erlang in its place to see another language's, which holds the same rows. Rememb</w:t>
+      </w:r>
+      <w:r>
+        <w:t>er, MYSQL_PWD lasts only until the block's last line, -D names the database, and -t prints the answer as a table.</w:t>
       </w:r>
     </w:p>
     <w:p>
@@ -2089,7 +2902,7 @@
         <w:keepNext/>
       </w:pPr>
       <w:r>
-        <w:t xml:space="preserve">    -e "source ./sql/reset_contacts.sql"</w:t>
+        <w:t xml:space="preserve">    -e "source ./sql/reset_contacts_assembly.sql"</w:t>
       </w:r>
     </w:p>
     <w:p>
@@ -2098,6 +2911,42 @@
         <w:keepNext/>
       </w:pPr>
       <w:r>
+        <w:t>&amp; $mysql -u devuser -h 127.0.0.1 -P 3306 -D spa_contacts --commands `</w:t>
+      </w:r>
+    </w:p>
+    <w:p>
+      <w:pPr>
+        <w:pStyle w:val="CommandBlock"/>
+        <w:keepNext/>
+      </w:pPr>
+      <w:r>
+        <w:t xml:space="preserve">    -e "source ./sql/reset_contacts_rust.sql"</w:t>
+      </w:r>
+    </w:p>
+    <w:p>
+      <w:pPr>
+        <w:pStyle w:val="CommandBlock"/>
+        <w:keepNext/>
+      </w:pPr>
+      <w:r>
+        <w:t>&amp; $mysql -u devuser -h 127.0.0.1 -P 3306 -D spa_contacts --commands `</w:t>
+      </w:r>
+    </w:p>
+    <w:p>
+      <w:pPr>
+        <w:pStyle w:val="CommandBlock"/>
+        <w:keepNext/>
+      </w:pPr>
+      <w:r>
+        <w:t xml:space="preserve">    -e "source ./sql/reset_contacts_erlang.sql"</w:t>
+      </w:r>
+    </w:p>
+    <w:p>
+      <w:pPr>
+        <w:pStyle w:val="CommandBlock"/>
+        <w:keepNext/>
+      </w:pPr>
+      <w:r>
         <w:t>&amp; $mysql -u devuser -h 127.0.0.1 -P 3306 -D spa_contacts -t `</w:t>
       </w:r>
     </w:p>
@@ -2107,7 +2956,7 @@
         <w:keepNext/>
       </w:pPr>
       <w:r>
-        <w:t xml:space="preserve">    -e "SELECT id, name, email, phone, group_id FROM contacts ORDER BY id"</w:t>
+        <w:t xml:space="preserve">    -e "SELECT id, name, email, phone, group_id FROM contacts_rust ORDER BY id"</w:t>
       </w:r>
     </w:p>
     <w:p>
@@ -2164,7 +3013,7 @@
         <w:keepNext/>
       </w:pPr>
       <w:r>
-        <w:t>mysql -u devuser -h 127.0.0.1 -P 3306 -D spa_contacts &lt; ./sql/reset_contacts.sql</w:t>
+        <w:t>mysql -u devuser -h 127.0.0.1 -P 3306 -D spa_contacts \</w:t>
       </w:r>
     </w:p>
     <w:p>
@@ -2173,6 +3022,51 @@
         <w:keepNext/>
       </w:pPr>
       <w:r>
+        <w:t xml:space="preserve">    &lt; ./sql/reset_contacts_assembly.sql</w:t>
+      </w:r>
+    </w:p>
+    <w:p>
+      <w:pPr>
+        <w:pStyle w:val="CommandBlock"/>
+        <w:keepNext/>
+      </w:pPr>
+      <w:r>
+        <w:t>mysql -u devuser -h 127.0.0.1 -P 3306 -D spa_contacts \</w:t>
+      </w:r>
+    </w:p>
+    <w:p>
+      <w:pPr>
+        <w:pStyle w:val="CommandBlock"/>
+        <w:keepNext/>
+      </w:pPr>
+      <w:r>
+        <w:t xml:space="preserve">    &lt; ./sql/reset_contacts_rust.sql</w:t>
+      </w:r>
+    </w:p>
+    <w:p>
+      <w:pPr>
+        <w:pStyle w:val="CommandBlock"/>
+        <w:keepNext/>
+      </w:pPr>
+      <w:r>
+        <w:t>mysql -u devuser -h 127.0.0.1 -P 3306 -D spa_contacts \</w:t>
+      </w:r>
+    </w:p>
+    <w:p>
+      <w:pPr>
+        <w:pStyle w:val="CommandBlock"/>
+        <w:keepNext/>
+      </w:pPr>
+      <w:r>
+        <w:t xml:space="preserve">    &lt; ./sql/reset_contacts_erlang.sql</w:t>
+      </w:r>
+    </w:p>
+    <w:p>
+      <w:pPr>
+        <w:pStyle w:val="CommandBlock"/>
+        <w:keepNext/>
+      </w:pPr>
+      <w:r>
         <w:t>mysql -u devuser -h 127.0.0.1 -P 3306 -D spa_contacts -t \</w:t>
       </w:r>
     </w:p>
@@ -2182,7 +3076,7 @@
         <w:keepNext/>
       </w:pPr>
       <w:r>
-        <w:t xml:space="preserve">    -e "SELECT id, name, email, phone, group_id FROM contacts ORDER BY id"</w:t>
+        <w:t xml:space="preserve">    -e "SELECT id, name, email, phone, group_id FROM contacts_rust ORDER BY id"</w:t>
       </w:r>
     </w:p>
     <w:p>
@@ -2203,7 +3097,7 @@
         <w:keepNext/>
       </w:pPr>
       <w:r>
-        <w:t>The first two commands print nothing. The query prints exactly this table, the state every program starts from:</w:t>
+        <w:t>The first four commands print nothing. The query prints exactly this table, the state every program starts from:</w:t>
       </w:r>
     </w:p>
     <w:p>
@@ -2299,7 +3193,7 @@
         <w:pStyle w:val="ListBullet"/>
       </w:pPr>
       <w:r>
-        <w:t>ERROR 3730 (HY000) Cannot drop table 'contact_groups' referenced by a foreign key constraint means the two DROP TABLE lines are in the wrong order: contacts must be dropped first.</w:t>
+        <w:t>ERROR 3730 (HY000) Cannot drop table 'contact_groups_rust' referenced by a foreign key constraint (your language's groups table in place of contact_groups_rust) means the two DROP TABLE lines are in the wrong order: the contacts table must be dropped first.</w:t>
       </w:r>
     </w:p>
     <w:p>
@@ -2359,7 +3253,7 @@
         <w:pStyle w:val="ListBullet"/>
       </w:pPr>
       <w:r>
-        <w:t>Unknown database 'spa_contacts' (error 1049), or Table 'spa_contacts.contact_groups' doesn't exist (error 1146): this lesson's Data Reset has not run yet. Run it.</w:t>
+        <w:t>Unknown database 'spa_contacts' (error 1049), or Table 'spa_contacts.contact_groups_assembly' doesn't exist (error 1146; your language's groups table in place of contact_groups_assembly): this lesson's Data Reset has not run yet. Run it.</w:t>
       </w:r>
     </w:p>
     <w:p>
@@ -2367,7 +3261,7 @@
         <w:pStyle w:val="ListBullet"/>
       </w:pPr>
       <w:r>
-        <w:t>Unknown column 'group_id' in 'field list', or Unknown column 'contacts.group_id' in 'on clause' (error 1054): the contacts table is an earlier lesson's, without group_id, because another lesson's reset ran last. Run this lesson's Data Reset.</w:t>
+        <w:t>Unknown column 'group_id' in 'field list', or Unknown column 'contacts_assembly.group_id' in 'on clause' (error 1054; your language's table in place of contacts_assembly): your language's contacts table is an earlier lesson's, without group_id, because another lesson's reset ran last. Run this lesson's Data Reset.</w:t>
       </w:r>
     </w:p>
     <w:p>
@@ -2375,7 +3269,7 @@
         <w:pStyle w:val="ListBullet"/>
       </w:pPr>
       <w:r>
-        <w:t>Duplicate entry 'Work' for key 'contact_groups.name', or Duplicate entry 'katherine@example.com' for key 'contacts.email' (error 1062): rows are left from an earlier run, because the program ran without the reset lines. Run the whole Build and Run block.</w:t>
+        <w:t>Duplicate entry 'Work' for key 'contact_groups_assembly.name', or Duplicate entry 'katherine@example.com' for key 'contacts_assembly.email' (error 1062; your language's tables in place of Assembly's): rows are left from an earlier run, because the program ran without the reset lines. Run the whole Build and Run block.</w:t>
       </w:r>
     </w:p>
     <w:p>
@@ -2875,15 +3769,15 @@
         <w:pStyle w:val="SourceCode"/>
       </w:pPr>
       <w:r>
-        <w:t xml:space="preserve">    insert_group_sql db "INSERT INTO contact_groups (name) VALUES (?)", 0</w:t>
-      </w:r>
-    </w:p>
-    <w:p>
-      <w:pPr>
-        <w:pStyle w:val="SourceCode"/>
-      </w:pPr>
-      <w:r>
-        <w:t xml:space="preserve">    insert_contact_sql db "INSERT INTO contacts (name, email, phone) "</w:t>
+        <w:t xml:space="preserve">    insert_group_sql db "INSERT INTO contact_groups_assembly (name) VALUES (?)", 0</w:t>
+      </w:r>
+    </w:p>
+    <w:p>
+      <w:pPr>
+        <w:pStyle w:val="SourceCode"/>
+      </w:pPr>
+      <w:r>
+        <w:t xml:space="preserve">    insert_contact_sql db "INSERT INTO contacts_assembly (name, email, phone) "</w:t>
       </w:r>
     </w:p>
     <w:p>
@@ -2915,7 +3809,15 @@
         <w:pStyle w:val="SourceCode"/>
       </w:pPr>
       <w:r>
-        <w:t xml:space="preserve">    assign_group_sql db "UPDATE contacts SET group_id = ? WHERE id = ?", 0</w:t>
+        <w:t xml:space="preserve">    assign_group_sql db "UPDATE contacts_assembly SET group_id = ? "</w:t>
+      </w:r>
+    </w:p>
+    <w:p>
+      <w:pPr>
+        <w:pStyle w:val="SourceCode"/>
+      </w:pPr>
+      <w:r>
+        <w:t xml:space="preserve">                     db "WHERE id = ?", 0</w:t>
       </w:r>
     </w:p>
     <w:p>
@@ -2939,39 +3841,55 @@
         <w:pStyle w:val="SourceCode"/>
       </w:pPr>
       <w:r>
-        <w:t xml:space="preserve">    left_join_sql   db "SELECT contacts.id, contacts.name, "</w:t>
-      </w:r>
-    </w:p>
-    <w:p>
-      <w:pPr>
-        <w:pStyle w:val="SourceCode"/>
-      </w:pPr>
-      <w:r>
-        <w:t xml:space="preserve">                    db "contact_groups.name AS group_name FROM contacts "</w:t>
-      </w:r>
-    </w:p>
-    <w:p>
-      <w:pPr>
-        <w:pStyle w:val="SourceCode"/>
-      </w:pPr>
-      <w:r>
-        <w:t xml:space="preserve">                    db "LEFT JOIN contact_groups "</w:t>
-      </w:r>
-    </w:p>
-    <w:p>
-      <w:pPr>
-        <w:pStyle w:val="SourceCode"/>
-      </w:pPr>
-      <w:r>
-        <w:t xml:space="preserve">                    db "ON contacts.group_id = contact_groups.id "</w:t>
-      </w:r>
-    </w:p>
-    <w:p>
-      <w:pPr>
-        <w:pStyle w:val="SourceCode"/>
-      </w:pPr>
-      <w:r>
-        <w:t xml:space="preserve">                    db "ORDER BY contacts.id", 0</w:t>
+        <w:t xml:space="preserve">    left_join_sql   db "SELECT contacts_assembly.id, contacts_assembly.name, "</w:t>
+      </w:r>
+    </w:p>
+    <w:p>
+      <w:pPr>
+        <w:pStyle w:val="SourceCode"/>
+      </w:pPr>
+      <w:r>
+        <w:t xml:space="preserve">                    db "contact_groups_assembly.name AS group_name "</w:t>
+      </w:r>
+    </w:p>
+    <w:p>
+      <w:pPr>
+        <w:pStyle w:val="SourceCode"/>
+      </w:pPr>
+      <w:r>
+        <w:t xml:space="preserve">                    db "FROM contacts_assembly "</w:t>
+      </w:r>
+    </w:p>
+    <w:p>
+      <w:pPr>
+        <w:pStyle w:val="SourceCode"/>
+      </w:pPr>
+      <w:r>
+        <w:t xml:space="preserve">                    db "LEFT JOIN contact_groups_assembly "</w:t>
+      </w:r>
+    </w:p>
+    <w:p>
+      <w:pPr>
+        <w:pStyle w:val="SourceCode"/>
+      </w:pPr>
+      <w:r>
+        <w:t xml:space="preserve">                    db "ON contacts_assembly.group_id = "</w:t>
+      </w:r>
+    </w:p>
+    <w:p>
+      <w:pPr>
+        <w:pStyle w:val="SourceCode"/>
+      </w:pPr>
+      <w:r>
+        <w:t xml:space="preserve">                    db "contact_groups_assembly.id "</w:t>
+      </w:r>
+    </w:p>
+    <w:p>
+      <w:pPr>
+        <w:pStyle w:val="SourceCode"/>
+      </w:pPr>
+      <w:r>
+        <w:t xml:space="preserve">                    db "ORDER BY contacts_assembly.id", 0</w:t>
       </w:r>
     </w:p>
     <w:p>
@@ -5874,7 +6792,7 @@
         <w:keepNext/>
       </w:pPr>
       <w:r>
-        <w:t>Run the block from the lesson-4.13-extended folder, in a terminal that has SPA_DB_PASSWORD. The program adds a group and a contact, so the mysql lines before it run the Data Reset's file again: every run then starts from the known state, with no groups and three contacts.</w:t>
+        <w:t>Run the block from the lesson-4.13-extended folder, in a terminal that has SPA_DB_PASSWORD. The program adds a group and a contact, so the mysql lines before it run Assembly's own reset file, reset_contacts_assembly.sql, again: every run then starts from the known state, with no groups and three contacts in contacts_assembly.</w:t>
       </w:r>
     </w:p>
     <w:p>
@@ -5960,7 +6878,7 @@
         <w:keepNext/>
       </w:pPr>
       <w:r>
-        <w:t xml:space="preserve">    -e "source ./sql/reset_contacts.sql"</w:t>
+        <w:t xml:space="preserve">    -e "source ./sql/reset_contacts_assembly.sql"</w:t>
       </w:r>
     </w:p>
     <w:p>
@@ -6663,15 +7581,15 @@
         <w:pStyle w:val="SourceCode"/>
       </w:pPr>
       <w:r>
-        <w:t xml:space="preserve">    insert_group_sql db "INSERT INTO contact_groups (name) VALUES (?)", 0</w:t>
-      </w:r>
-    </w:p>
-    <w:p>
-      <w:pPr>
-        <w:pStyle w:val="SourceCode"/>
-      </w:pPr>
-      <w:r>
-        <w:t xml:space="preserve">    insert_contact_sql db "INSERT INTO contacts (name, email, phone) "</w:t>
+        <w:t xml:space="preserve">    insert_group_sql db "INSERT INTO contact_groups_assembly (name) VALUES (?)", 0</w:t>
+      </w:r>
+    </w:p>
+    <w:p>
+      <w:pPr>
+        <w:pStyle w:val="SourceCode"/>
+      </w:pPr>
+      <w:r>
+        <w:t xml:space="preserve">    insert_contact_sql db "INSERT INTO contacts_assembly (name, email, phone) "</w:t>
       </w:r>
     </w:p>
     <w:p>
@@ -6703,7 +7621,15 @@
         <w:pStyle w:val="SourceCode"/>
       </w:pPr>
       <w:r>
-        <w:t xml:space="preserve">    assign_group_sql db "UPDATE contacts SET group_id = ? WHERE id = ?", 0</w:t>
+        <w:t xml:space="preserve">    assign_group_sql db "UPDATE contacts_assembly SET group_id = ? "</w:t>
+      </w:r>
+    </w:p>
+    <w:p>
+      <w:pPr>
+        <w:pStyle w:val="SourceCode"/>
+      </w:pPr>
+      <w:r>
+        <w:t xml:space="preserve">                     db "WHERE id = ?", 0</w:t>
       </w:r>
     </w:p>
     <w:p>
@@ -6727,39 +7653,55 @@
         <w:pStyle w:val="SourceCode"/>
       </w:pPr>
       <w:r>
-        <w:t xml:space="preserve">    left_join_sql   db "SELECT contacts.id, contacts.name, "</w:t>
-      </w:r>
-    </w:p>
-    <w:p>
-      <w:pPr>
-        <w:pStyle w:val="SourceCode"/>
-      </w:pPr>
-      <w:r>
-        <w:t xml:space="preserve">                    db "contact_groups.name AS group_name FROM contacts "</w:t>
-      </w:r>
-    </w:p>
-    <w:p>
-      <w:pPr>
-        <w:pStyle w:val="SourceCode"/>
-      </w:pPr>
-      <w:r>
-        <w:t xml:space="preserve">                    db "LEFT JOIN contact_groups "</w:t>
-      </w:r>
-    </w:p>
-    <w:p>
-      <w:pPr>
-        <w:pStyle w:val="SourceCode"/>
-      </w:pPr>
-      <w:r>
-        <w:t xml:space="preserve">                    db "ON contacts.group_id = contact_groups.id "</w:t>
-      </w:r>
-    </w:p>
-    <w:p>
-      <w:pPr>
-        <w:pStyle w:val="SourceCode"/>
-      </w:pPr>
-      <w:r>
-        <w:t xml:space="preserve">                    db "ORDER BY contacts.id", 0</w:t>
+        <w:t xml:space="preserve">    left_join_sql   db "SELECT contacts_assembly.id, contacts_assembly.name, "</w:t>
+      </w:r>
+    </w:p>
+    <w:p>
+      <w:pPr>
+        <w:pStyle w:val="SourceCode"/>
+      </w:pPr>
+      <w:r>
+        <w:t xml:space="preserve">                    db "contact_groups_assembly.name AS group_name "</w:t>
+      </w:r>
+    </w:p>
+    <w:p>
+      <w:pPr>
+        <w:pStyle w:val="SourceCode"/>
+      </w:pPr>
+      <w:r>
+        <w:t xml:space="preserve">                    db "FROM contacts_assembly "</w:t>
+      </w:r>
+    </w:p>
+    <w:p>
+      <w:pPr>
+        <w:pStyle w:val="SourceCode"/>
+      </w:pPr>
+      <w:r>
+        <w:t xml:space="preserve">                    db "LEFT JOIN contact_groups_assembly "</w:t>
+      </w:r>
+    </w:p>
+    <w:p>
+      <w:pPr>
+        <w:pStyle w:val="SourceCode"/>
+      </w:pPr>
+      <w:r>
+        <w:t xml:space="preserve">                    db "ON contacts_assembly.group_id = "</w:t>
+      </w:r>
+    </w:p>
+    <w:p>
+      <w:pPr>
+        <w:pStyle w:val="SourceCode"/>
+      </w:pPr>
+      <w:r>
+        <w:t xml:space="preserve">                    db "contact_groups_assembly.id "</w:t>
+      </w:r>
+    </w:p>
+    <w:p>
+      <w:pPr>
+        <w:pStyle w:val="SourceCode"/>
+      </w:pPr>
+      <w:r>
+        <w:t xml:space="preserve">                    db "ORDER BY contacts_assembly.id", 0</w:t>
       </w:r>
     </w:p>
     <w:p>
@@ -12352,7 +13294,7 @@
         <w:keepNext/>
       </w:pPr>
       <w:r>
-        <w:t>The block resets the tables, runs the program once, then shows its exit code.</w:t>
+        <w:t>The block resets the language's own tables, runs the program once, then shows its exit code.</w:t>
       </w:r>
     </w:p>
     <w:p>
@@ -12438,7 +13380,7 @@
         <w:keepNext/>
       </w:pPr>
       <w:r>
-        <w:t xml:space="preserve">    -e "source ./sql/reset_contacts.sql"</w:t>
+        <w:t xml:space="preserve">    -e "source ./sql/reset_contacts_assembly.sql"</w:t>
       </w:r>
     </w:p>
     <w:p>
@@ -12656,7 +13598,7 @@
         <w:pStyle w:val="ListBullet"/>
       </w:pPr>
       <w:r>
-        <w:t>Now run only the program line again, without the reset. The group Work already exists, and its UNIQUE name refuses a second one: the second line becomes Error: Duplicate entry 'Work' for key 'contact_groups.name', the server's error 1062. With no new group there is nothing to put contacts in, so both transactions are skipped; the list still shows the first run's rows, and the exit code is 1. Run the whole block again, reset lines included, to start from the known state.</w:t>
+        <w:t>Now run only the program line again, without the reset. The group Work already exists, and its UNIQUE name refuses a second one: the second line becomes Error: Duplicate entry 'Work' for key 'contact_groups_assembly.name', the server's error 1062. With no new group there is nothing to put contacts in, so both transactions are skipped; the list still shows the first run's rows, and the exit code is 1. Run the whole block again, reset lines included, to start from the known state.</w:t>
       </w:r>
     </w:p>
     <w:p>
@@ -12940,7 +13882,7 @@
         <w:pStyle w:val="SourceCode"/>
       </w:pPr>
       <w:r>
-        <w:t>const INSERT_GROUP: &amp;str = "INSERT INTO contact_groups (name) VALUES (?)";</w:t>
+        <w:t>const INSERT_GROUP: &amp;str = "INSERT INTO contact_groups_rust (name) VALUES (?)";</w:t>
       </w:r>
     </w:p>
     <w:p>
@@ -12956,7 +13898,7 @@
         <w:pStyle w:val="SourceCode"/>
       </w:pPr>
       <w:r>
-        <w:t xml:space="preserve">    "INSERT INTO contacts (name, email, phone) VALUES (?, ?, ?)";</w:t>
+        <w:t xml:space="preserve">    "INSERT INTO contacts_rust (name, email, phone) VALUES (?, ?, ?)";</w:t>
       </w:r>
     </w:p>
     <w:p>
@@ -12985,7 +13927,7 @@
         <w:pStyle w:val="SourceCode"/>
       </w:pPr>
       <w:r>
-        <w:t>const ASSIGN_GROUP: &amp;str = "UPDATE contacts SET group_id = ? WHERE id = ?";</w:t>
+        <w:t>const ASSIGN_GROUP: &amp;str = "UPDATE contacts_rust SET group_id = ? WHERE id = ?";</w:t>
       </w:r>
     </w:p>
     <w:p>
@@ -13014,31 +13956,39 @@
         <w:pStyle w:val="SourceCode"/>
       </w:pPr>
       <w:r>
-        <w:t>const LEFT_JOIN: &amp;str = "SELECT contacts.id, contacts.name, \</w:t>
-      </w:r>
-    </w:p>
-    <w:p>
-      <w:pPr>
-        <w:pStyle w:val="SourceCode"/>
-      </w:pPr>
-      <w:r>
-        <w:t xml:space="preserve">    contact_groups.name AS group_name FROM contacts \</w:t>
-      </w:r>
-    </w:p>
-    <w:p>
-      <w:pPr>
-        <w:pStyle w:val="SourceCode"/>
-      </w:pPr>
-      <w:r>
-        <w:t xml:space="preserve">    LEFT JOIN contact_groups ON contacts.group_id = contact_groups.id \</w:t>
-      </w:r>
-    </w:p>
-    <w:p>
-      <w:pPr>
-        <w:pStyle w:val="SourceCode"/>
-      </w:pPr>
-      <w:r>
-        <w:t xml:space="preserve">    ORDER BY contacts.id";</w:t>
+        <w:t>const LEFT_JOIN: &amp;str = "SELECT contacts_rust.id, contacts_rust.name, \</w:t>
+      </w:r>
+    </w:p>
+    <w:p>
+      <w:pPr>
+        <w:pStyle w:val="SourceCode"/>
+      </w:pPr>
+      <w:r>
+        <w:t xml:space="preserve">    contact_groups_rust.name AS group_name FROM contacts_rust \</w:t>
+      </w:r>
+    </w:p>
+    <w:p>
+      <w:pPr>
+        <w:pStyle w:val="SourceCode"/>
+      </w:pPr>
+      <w:r>
+        <w:t xml:space="preserve">    LEFT JOIN contact_groups_rust \</w:t>
+      </w:r>
+    </w:p>
+    <w:p>
+      <w:pPr>
+        <w:pStyle w:val="SourceCode"/>
+      </w:pPr>
+      <w:r>
+        <w:t xml:space="preserve">    ON contacts_rust.group_id = contact_groups_rust.id \</w:t>
+      </w:r>
+    </w:p>
+    <w:p>
+      <w:pPr>
+        <w:pStyle w:val="SourceCode"/>
+      </w:pPr>
+      <w:r>
+        <w:t xml:space="preserve">    ORDER BY contacts_rust.id";</w:t>
       </w:r>
     </w:p>
     <w:p>
@@ -13908,7 +14858,7 @@
         <w:keepNext/>
       </w:pPr>
       <w:r>
-        <w:t>Run the block from the lesson-4.13-extended folder, in a terminal that has SPA_DB_PASSWORD. The program adds a group and a contact, so the mysql lines before it run the Data Reset's file again: every run then starts from the known state, with no groups and three contacts.</w:t>
+        <w:t>Run the block from the lesson-4.13-extended folder, in a terminal that has SPA_DB_PASSWORD. The program adds a group and a contact, so the mysql lines before it run Rust's own reset file, reset_contacts_rust.sql, again: every run then starts from the known state, with no groups and three contacts in contacts_rust.</w:t>
       </w:r>
     </w:p>
     <w:p>
@@ -13958,7 +14908,7 @@
         <w:keepNext/>
       </w:pPr>
       <w:r>
-        <w:t xml:space="preserve">    -e "source ./sql/reset_contacts.sql"</w:t>
+        <w:t xml:space="preserve">    -e "source ./sql/reset_contacts_rust.sql"</w:t>
       </w:r>
     </w:p>
     <w:p>
@@ -14015,7 +14965,7 @@
         <w:keepNext/>
       </w:pPr>
       <w:r>
-        <w:t>mysql -u devuser -h 127.0.0.1 -P 3306 -D spa_contacts &lt; ./sql/reset_contacts.sql</w:t>
+        <w:t>mysql -u devuser -h 127.0.0.1 -P 3306 -D spa_contacts \</w:t>
       </w:r>
     </w:p>
     <w:p>
@@ -14024,6 +14974,15 @@
         <w:keepNext/>
       </w:pPr>
       <w:r>
+        <w:t xml:space="preserve">    &lt; ./sql/reset_contacts_rust.sql</w:t>
+      </w:r>
+    </w:p>
+    <w:p>
+      <w:pPr>
+        <w:pStyle w:val="CommandBlock"/>
+        <w:keepNext/>
+      </w:pPr>
+      <w:r>
         <w:t>unset MYSQL_PWD</w:t>
       </w:r>
     </w:p>
@@ -14245,7 +15204,7 @@
         <w:pStyle w:val="ListBullet"/>
       </w:pPr>
       <w:r>
-        <w:t>If you run only the program line again, without the reset, the program stops after the Connected line with a line that starts thread 'main' and says panicked, and the next line holds the server's reason: called `Result::unwrap()` on an `Err` value: MySqlError { ERROR 1062 (23000): Duplicate entry 'Work' for key 'contact_groups.name' }. The group Work is left from the run before. Run the whole block again, reset lines included.</w:t>
+        <w:t>If you run only the program line again, without the reset, the program stops after the Connected line with a line that starts thread 'main' and says panicked, and the next line holds the server's reason: called `Result::unwrap()` on an `Err` value: MySqlError { ERROR 1062 (23000): Duplicate entry 'Work' for key 'contact_groups_rust.name' }. The group Work is left from the run before. Run the whole block again, reset lines included.</w:t>
       </w:r>
     </w:p>
     <w:p>
@@ -14451,7 +15410,7 @@
         <w:pStyle w:val="SourceCode"/>
       </w:pPr>
       <w:r>
-        <w:t>const INSERT_GROUP: &amp;str = "INSERT INTO contact_groups (name) VALUES (?)";</w:t>
+        <w:t>const INSERT_GROUP: &amp;str = "INSERT INTO contact_groups_rust (name) VALUES (?)";</w:t>
       </w:r>
     </w:p>
     <w:p>
@@ -14467,7 +15426,7 @@
         <w:pStyle w:val="SourceCode"/>
       </w:pPr>
       <w:r>
-        <w:t xml:space="preserve">    "INSERT INTO contacts (name, email, phone) VALUES (?, ?, ?)";</w:t>
+        <w:t xml:space="preserve">    "INSERT INTO contacts_rust (name, email, phone) VALUES (?, ?, ?)";</w:t>
       </w:r>
     </w:p>
     <w:p>
@@ -14496,7 +15455,7 @@
         <w:pStyle w:val="SourceCode"/>
       </w:pPr>
       <w:r>
-        <w:t>const ASSIGN_GROUP: &amp;str = "UPDATE contacts SET group_id = ? WHERE id = ?";</w:t>
+        <w:t>const ASSIGN_GROUP: &amp;str = "UPDATE contacts_rust SET group_id = ? WHERE id = ?";</w:t>
       </w:r>
     </w:p>
     <w:p>
@@ -14525,31 +15484,39 @@
         <w:pStyle w:val="SourceCode"/>
       </w:pPr>
       <w:r>
-        <w:t>const LEFT_JOIN: &amp;str = "SELECT contacts.id, contacts.name, \</w:t>
-      </w:r>
-    </w:p>
-    <w:p>
-      <w:pPr>
-        <w:pStyle w:val="SourceCode"/>
-      </w:pPr>
-      <w:r>
-        <w:t xml:space="preserve">    contact_groups.name AS group_name FROM contacts \</w:t>
-      </w:r>
-    </w:p>
-    <w:p>
-      <w:pPr>
-        <w:pStyle w:val="SourceCode"/>
-      </w:pPr>
-      <w:r>
-        <w:t xml:space="preserve">    LEFT JOIN contact_groups ON contacts.group_id = contact_groups.id \</w:t>
-      </w:r>
-    </w:p>
-    <w:p>
-      <w:pPr>
-        <w:pStyle w:val="SourceCode"/>
-      </w:pPr>
-      <w:r>
-        <w:t xml:space="preserve">    ORDER BY contacts.id";</w:t>
+        <w:t>const LEFT_JOIN: &amp;str = "SELECT contacts_rust.id, contacts_rust.name, \</w:t>
+      </w:r>
+    </w:p>
+    <w:p>
+      <w:pPr>
+        <w:pStyle w:val="SourceCode"/>
+      </w:pPr>
+      <w:r>
+        <w:t xml:space="preserve">    contact_groups_rust.name AS group_name FROM contacts_rust \</w:t>
+      </w:r>
+    </w:p>
+    <w:p>
+      <w:pPr>
+        <w:pStyle w:val="SourceCode"/>
+      </w:pPr>
+      <w:r>
+        <w:t xml:space="preserve">    LEFT JOIN contact_groups_rust \</w:t>
+      </w:r>
+    </w:p>
+    <w:p>
+      <w:pPr>
+        <w:pStyle w:val="SourceCode"/>
+      </w:pPr>
+      <w:r>
+        <w:t xml:space="preserve">    ON contacts_rust.group_id = contact_groups_rust.id \</w:t>
+      </w:r>
+    </w:p>
+    <w:p>
+      <w:pPr>
+        <w:pStyle w:val="SourceCode"/>
+      </w:pPr>
+      <w:r>
+        <w:t xml:space="preserve">    ORDER BY contacts_rust.id";</w:t>
       </w:r>
     </w:p>
     <w:p>
@@ -16266,7 +17233,7 @@
         <w:keepNext/>
       </w:pPr>
       <w:r>
-        <w:t>The block resets the tables, runs the program once, then shows its exit code.</w:t>
+        <w:t>The block resets the language's own tables, runs the program once, then shows its exit code.</w:t>
       </w:r>
     </w:p>
     <w:p>
@@ -16316,7 +17283,7 @@
         <w:keepNext/>
       </w:pPr>
       <w:r>
-        <w:t xml:space="preserve">    -e "source ./sql/reset_contacts.sql"</w:t>
+        <w:t xml:space="preserve">    -e "source ./sql/reset_contacts_rust.sql"</w:t>
       </w:r>
     </w:p>
     <w:p>
@@ -16382,7 +17349,7 @@
         <w:keepNext/>
       </w:pPr>
       <w:r>
-        <w:t>mysql -u devuser -h 127.0.0.1 -P 3306 -D spa_contacts &lt; ./sql/reset_contacts.sql</w:t>
+        <w:t>mysql -u devuser -h 127.0.0.1 -P 3306 -D spa_contacts \</w:t>
       </w:r>
     </w:p>
     <w:p>
@@ -16391,6 +17358,15 @@
         <w:keepNext/>
       </w:pPr>
       <w:r>
+        <w:t xml:space="preserve">    &lt; ./sql/reset_contacts_rust.sql</w:t>
+      </w:r>
+    </w:p>
+    <w:p>
+      <w:pPr>
+        <w:pStyle w:val="CommandBlock"/>
+        <w:keepNext/>
+      </w:pPr>
+      <w:r>
         <w:t>unset MYSQL_PWD</w:t>
       </w:r>
     </w:p>
@@ -16600,7 +17576,7 @@
         <w:pStyle w:val="ListBullet"/>
       </w:pPr>
       <w:r>
-        <w:t>Now run only the program line again, without the reset. The group Work already exists, and its UNIQUE name refuses a second one: the second line becomes Error: Duplicate entry 'Work' for key 'contact_groups.name', the server's error 1062. With no new group there is nothing to put contacts in, so both transactions are skipped; the list still shows the first run's rows, and the exit code is 1. Run the whole block again, reset lines included, to start from the known state.</w:t>
+        <w:t>Now run only the program line again, without the reset. The group Work already exists, and its UNIQUE name refuses a second one: the second line becomes Error: Duplicate entry 'Work' for key 'contact_groups_rust.name', the server's error 1062. With no new group there is nothing to put contacts in, so both transactions are skipped; the list still shows the first run's rows, and the exit code is 1. Run the whole block again, reset lines included, to start from the known state.</w:t>
       </w:r>
     </w:p>
     <w:p>
@@ -16831,7 +17807,7 @@
         <w:pStyle w:val="SourceCode"/>
       </w:pPr>
       <w:r>
-        <w:t>-define(INSERT_GROUP, "INSERT INTO contact_groups (name) VALUES (?)").</w:t>
+        <w:t>-define(INSERT_GROUP, "INSERT INTO contact_groups_erlang (name) VALUES (?)").</w:t>
       </w:r>
     </w:p>
     <w:p>
@@ -16847,7 +17823,7 @@
         <w:pStyle w:val="SourceCode"/>
       </w:pPr>
       <w:r>
-        <w:t xml:space="preserve">        "INSERT INTO contacts (name, email, phone) VALUES (?, ?, ?)").</w:t>
+        <w:t xml:space="preserve">        "INSERT INTO contacts_erlang (name, email, phone) VALUES (?, ?, ?)").</w:t>
       </w:r>
     </w:p>
     <w:p>
@@ -16876,7 +17852,7 @@
         <w:pStyle w:val="SourceCode"/>
       </w:pPr>
       <w:r>
-        <w:t>-define(ASSIGN_GROUP, "UPDATE contacts SET group_id = ? WHERE id = ?").</w:t>
+        <w:t>-define(ASSIGN_GROUP, "UPDATE contacts_erlang SET group_id = ? WHERE id = ?").</w:t>
       </w:r>
     </w:p>
     <w:p>
@@ -16913,39 +17889,39 @@
         <w:pStyle w:val="SourceCode"/>
       </w:pPr>
       <w:r>
-        <w:t xml:space="preserve">        "SELECT contacts.id, contacts.name, "</w:t>
-      </w:r>
-    </w:p>
-    <w:p>
-      <w:pPr>
-        <w:pStyle w:val="SourceCode"/>
-      </w:pPr>
-      <w:r>
-        <w:t xml:space="preserve">        "contact_groups.name AS group_name FROM contacts "</w:t>
-      </w:r>
-    </w:p>
-    <w:p>
-      <w:pPr>
-        <w:pStyle w:val="SourceCode"/>
-      </w:pPr>
-      <w:r>
-        <w:t xml:space="preserve">        "LEFT JOIN contact_groups "</w:t>
-      </w:r>
-    </w:p>
-    <w:p>
-      <w:pPr>
-        <w:pStyle w:val="SourceCode"/>
-      </w:pPr>
-      <w:r>
-        <w:t xml:space="preserve">        "ON contacts.group_id = contact_groups.id "</w:t>
-      </w:r>
-    </w:p>
-    <w:p>
-      <w:pPr>
-        <w:pStyle w:val="SourceCode"/>
-      </w:pPr>
-      <w:r>
-        <w:t xml:space="preserve">        "ORDER BY contacts.id").</w:t>
+        <w:t xml:space="preserve">        "SELECT contacts_erlang.id, contacts_erlang.name, "</w:t>
+      </w:r>
+    </w:p>
+    <w:p>
+      <w:pPr>
+        <w:pStyle w:val="SourceCode"/>
+      </w:pPr>
+      <w:r>
+        <w:t xml:space="preserve">        "contact_groups_erlang.name AS group_name FROM contacts_erlang "</w:t>
+      </w:r>
+    </w:p>
+    <w:p>
+      <w:pPr>
+        <w:pStyle w:val="SourceCode"/>
+      </w:pPr>
+      <w:r>
+        <w:t xml:space="preserve">        "LEFT JOIN contact_groups_erlang "</w:t>
+      </w:r>
+    </w:p>
+    <w:p>
+      <w:pPr>
+        <w:pStyle w:val="SourceCode"/>
+      </w:pPr>
+      <w:r>
+        <w:t xml:space="preserve">        "ON contacts_erlang.group_id = contact_groups_erlang.id "</w:t>
+      </w:r>
+    </w:p>
+    <w:p>
+      <w:pPr>
+        <w:pStyle w:val="SourceCode"/>
+      </w:pPr>
+      <w:r>
+        <w:t xml:space="preserve">        "ORDER BY contacts_erlang.id").</w:t>
       </w:r>
     </w:p>
     <w:p>
@@ -17896,7 +18872,7 @@
         <w:keepNext/>
       </w:pPr>
       <w:r>
-        <w:t>Run the block from the lesson-4.13-extended folder, in a terminal that has SPA_DB_PASSWORD. The program adds a group and a contact, so the mysql lines before it run the Data Reset's file again: every run then starts from the known state, with no groups and three contacts. Remember, erlc compiles the connector's five modules with the lesson's module, and prints four warnings about mysql_encode.erl, the connector's own code, not yours (Lesson 4.0a).</w:t>
+        <w:t>Run the block from the lesson-4.13-extended folder, in a terminal that has SPA_DB_PASSWORD. The program adds a group and a contact, so the mysql lines before it run Erlang's own reset file, reset_contacts_erlang.sql, again: every run then starts from the known state, with no groups and three contacts in contacts_erlang. Remember, erlc compiles the connector's five modules with the lesson's module, and prints four warnings about mysql_encode.erl, the connector's own code, not yours (Lesson 4.0a).</w:t>
       </w:r>
     </w:p>
     <w:p>
@@ -17973,7 +18949,7 @@
         <w:keepNext/>
       </w:pPr>
       <w:r>
-        <w:t xml:space="preserve">    -e "source ./sql/reset_contacts.sql"</w:t>
+        <w:t xml:space="preserve">    -e "source ./sql/reset_contacts_erlang.sql"</w:t>
       </w:r>
     </w:p>
     <w:p>
@@ -18039,7 +19015,7 @@
         <w:keepNext/>
       </w:pPr>
       <w:r>
-        <w:t>mysql -u devuser -h 127.0.0.1 -P 3306 -D spa_contacts &lt; ./sql/reset_contacts.sql</w:t>
+        <w:t>mysql -u devuser -h 127.0.0.1 -P 3306 -D spa_contacts \</w:t>
       </w:r>
     </w:p>
     <w:p>
@@ -18048,6 +19024,15 @@
         <w:keepNext/>
       </w:pPr>
       <w:r>
+        <w:t xml:space="preserve">    &lt; ./sql/reset_contacts_erlang.sql</w:t>
+      </w:r>
+    </w:p>
+    <w:p>
+      <w:pPr>
+        <w:pStyle w:val="CommandBlock"/>
+        <w:keepNext/>
+      </w:pPr>
+      <w:r>
         <w:t>unset MYSQL_PWD</w:t>
       </w:r>
     </w:p>
@@ -18269,10 +19254,10 @@
         <w:pStyle w:val="ListBullet"/>
       </w:pPr>
       <w:r>
-        <w:t>If you run only the erl line again, without the reset, erl stops after the Connected line with Runtime terminating during boot and {badmatch,{error,{1062,&lt;&lt;"23000"&gt;&gt;,&lt;&lt;"Duplicate entry 'Work' for key 'contact_groups.name'"&gt;&gt;}}}: add_group's ok = match stopped this Basic version, because the group Work is left from the run before. erl also writes an erl_crash.dump file; delete it with Remove-Item erl_crash.dump (rm erl_crash.dump on Linux or macOS): it holds the program's memory, which can include the passwo</w:t>
-      </w:r>
-      <w:r>
-        <w:t>rd. Run the whole block again, reset lines included.</w:t>
+        <w:t>If you run only the erl line again, without the reset, erl stops after the Connected line with Runtime terminating during boot and {badmatch,{error,{1062,&lt;&lt;"23000"&gt;&gt;,&lt;&lt;"Duplicate entry 'Work' for key 'contact_groups_erlang.name'"&gt;&gt;}}}: add_group's ok = match stopped this Basic version, because the group Work is left from the run before. erl also writes an erl_crash.dump file; delete it with Remove-Item erl_crash.dump (rm erl_crash.dump on Linux or macOS): it holds the program's memory, which can include the</w:t>
+      </w:r>
+      <w:r>
+        <w:t xml:space="preserve"> password. Run the whole block again, reset lines included.</w:t>
       </w:r>
     </w:p>
     <w:p>
@@ -18454,7 +19439,7 @@
         <w:pStyle w:val="SourceCode"/>
       </w:pPr>
       <w:r>
-        <w:t>-define(INSERT_GROUP, "INSERT INTO contact_groups (name) VALUES (?)").</w:t>
+        <w:t>-define(INSERT_GROUP, "INSERT INTO contact_groups_erlang (name) VALUES (?)").</w:t>
       </w:r>
     </w:p>
     <w:p>
@@ -18470,7 +19455,7 @@
         <w:pStyle w:val="SourceCode"/>
       </w:pPr>
       <w:r>
-        <w:t xml:space="preserve">        "INSERT INTO contacts (name, email, phone) VALUES (?, ?, ?)").</w:t>
+        <w:t xml:space="preserve">        "INSERT INTO contacts_erlang (name, email, phone) VALUES (?, ?, ?)").</w:t>
       </w:r>
     </w:p>
     <w:p>
@@ -18499,7 +19484,7 @@
         <w:pStyle w:val="SourceCode"/>
       </w:pPr>
       <w:r>
-        <w:t>-define(ASSIGN_GROUP, "UPDATE contacts SET group_id = ? WHERE id = ?").</w:t>
+        <w:t>-define(ASSIGN_GROUP, "UPDATE contacts_erlang SET group_id = ? WHERE id = ?").</w:t>
       </w:r>
     </w:p>
     <w:p>
@@ -18536,39 +19521,39 @@
         <w:pStyle w:val="SourceCode"/>
       </w:pPr>
       <w:r>
-        <w:t xml:space="preserve">        "SELECT contacts.id, contacts.name, "</w:t>
-      </w:r>
-    </w:p>
-    <w:p>
-      <w:pPr>
-        <w:pStyle w:val="SourceCode"/>
-      </w:pPr>
-      <w:r>
-        <w:t xml:space="preserve">        "contact_groups.name AS group_name FROM contacts "</w:t>
-      </w:r>
-    </w:p>
-    <w:p>
-      <w:pPr>
-        <w:pStyle w:val="SourceCode"/>
-      </w:pPr>
-      <w:r>
-        <w:t xml:space="preserve">        "LEFT JOIN contact_groups "</w:t>
-      </w:r>
-    </w:p>
-    <w:p>
-      <w:pPr>
-        <w:pStyle w:val="SourceCode"/>
-      </w:pPr>
-      <w:r>
-        <w:t xml:space="preserve">        "ON contacts.group_id = contact_groups.id "</w:t>
-      </w:r>
-    </w:p>
-    <w:p>
-      <w:pPr>
-        <w:pStyle w:val="SourceCode"/>
-      </w:pPr>
-      <w:r>
-        <w:t xml:space="preserve">        "ORDER BY contacts.id").</w:t>
+        <w:t xml:space="preserve">        "SELECT contacts_erlang.id, contacts_erlang.name, "</w:t>
+      </w:r>
+    </w:p>
+    <w:p>
+      <w:pPr>
+        <w:pStyle w:val="SourceCode"/>
+      </w:pPr>
+      <w:r>
+        <w:t xml:space="preserve">        "contact_groups_erlang.name AS group_name FROM contacts_erlang "</w:t>
+      </w:r>
+    </w:p>
+    <w:p>
+      <w:pPr>
+        <w:pStyle w:val="SourceCode"/>
+      </w:pPr>
+      <w:r>
+        <w:t xml:space="preserve">        "LEFT JOIN contact_groups_erlang "</w:t>
+      </w:r>
+    </w:p>
+    <w:p>
+      <w:pPr>
+        <w:pStyle w:val="SourceCode"/>
+      </w:pPr>
+      <w:r>
+        <w:t xml:space="preserve">        "ON contacts_erlang.group_id = contact_groups_erlang.id "</w:t>
+      </w:r>
+    </w:p>
+    <w:p>
+      <w:pPr>
+        <w:pStyle w:val="SourceCode"/>
+      </w:pPr>
+      <w:r>
+        <w:t xml:space="preserve">        "ORDER BY contacts_erlang.id").</w:t>
       </w:r>
     </w:p>
     <w:p>
@@ -20535,7 +21520,7 @@
         <w:keepNext/>
       </w:pPr>
       <w:r>
-        <w:t>The block resets the tables, runs the program once, then shows its exit code.</w:t>
+        <w:t>The block resets the language's own tables, runs the program once, then shows its exit code.</w:t>
       </w:r>
     </w:p>
     <w:p>
@@ -20612,7 +21597,7 @@
         <w:keepNext/>
       </w:pPr>
       <w:r>
-        <w:t xml:space="preserve">    -e "source ./sql/reset_contacts.sql"</w:t>
+        <w:t xml:space="preserve">    -e "source ./sql/reset_contacts_erlang.sql"</w:t>
       </w:r>
     </w:p>
     <w:p>
@@ -20687,7 +21672,7 @@
         <w:keepNext/>
       </w:pPr>
       <w:r>
-        <w:t>mysql -u devuser -h 127.0.0.1 -P 3306 -D spa_contacts &lt; ./sql/reset_contacts.sql</w:t>
+        <w:t>mysql -u devuser -h 127.0.0.1 -P 3306 -D spa_contacts \</w:t>
       </w:r>
     </w:p>
     <w:p>
@@ -20696,6 +21681,15 @@
         <w:keepNext/>
       </w:pPr>
       <w:r>
+        <w:t xml:space="preserve">    &lt; ./sql/reset_contacts_erlang.sql</w:t>
+      </w:r>
+    </w:p>
+    <w:p>
+      <w:pPr>
+        <w:pStyle w:val="CommandBlock"/>
+        <w:keepNext/>
+      </w:pPr>
+      <w:r>
         <w:t>unset MYSQL_PWD</w:t>
       </w:r>
     </w:p>
@@ -20905,7 +21899,7 @@
         <w:pStyle w:val="ListBullet"/>
       </w:pPr>
       <w:r>
-        <w:t>Now run only the program line again, without the reset. The group Work already exists, and its UNIQUE name refuses a second one: the second line becomes Error: Duplicate entry 'Work' for key 'contact_groups.name', the server's error 1062. With no new group there is nothing to put contacts in, so both transactions are skipped; the list still shows the first run's rows, and the exit code is 1. Run the whole block again, reset lines included, to start from the known state.</w:t>
+        <w:t>Now run only the program line again, without the reset. The group Work already exists, and its UNIQUE name refuses a second one: the second line becomes Error: Duplicate entry 'Work' for key 'contact_groups_erlang.name', the server's error 1062. With no new group there is nothing to put contacts in, so both transactions are skipped; the list still shows the first run's rows, and the exit code is 1. Run the whole block again, reset lines included, to start from the known state.</w:t>
       </w:r>
     </w:p>
     <w:p>
@@ -24884,7 +25878,7 @@
         <w:pStyle w:val="ListBullet"/>
       </w:pPr>
       <w:r>
-        <w:t>Run the Data Reset first, then every Build and Run block whole, from the lesson-4.13-extended folder, in a terminal that has SPA_DB_PASSWORD. Each Assembly, Rust, and Erlang block resets the tables again before its program.</w:t>
+        <w:t>Run the Data Reset first, then every Build and Run block whole, from the lesson-4.13-extended folder, in a terminal that has SPA_DB_PASSWORD. Each Assembly, Rust, and Erlang block resets its language's own tables again before its program.</w:t>
       </w:r>
     </w:p>
     <w:p>
@@ -24916,7 +25910,7 @@
         <w:pStyle w:val="ListBullet"/>
       </w:pPr>
       <w:r>
-        <w:t>After an Assembly, Rust, or Erlang program run, the Table Check below shows one group, Work, and four contacts, with Katherine Johnson holding group_id 1. There is no row with id 5: Margaret Hamilton's rolled-back INSERT left nothing behind but the used number.</w:t>
+        <w:t>After an Assembly, Rust, or Erlang program run, the Table Check below shows that language's two tables: one group, Work, and four contacts, with Katherine Johnson holding group_id 1. There is no row with id 5: Margaret Hamilton's rolled-back INSERT left nothing behind but the used number.</w:t>
       </w:r>
     </w:p>
     <w:p>
@@ -24989,6 +25983,24 @@
         <w:keepNext/>
       </w:pPr>
       <w:r>
+        <w:t>Tables: contacts_assembly and contact_groups_assembly for Assembly;</w:t>
+      </w:r>
+    </w:p>
+    <w:p>
+      <w:pPr>
+        <w:pStyle w:val="RequiredOutput"/>
+        <w:keepNext/>
+      </w:pPr>
+      <w:r>
+        <w:t xml:space="preserve">  the same with rust and erlang in place of assembly for Rust and Erlang</w:t>
+      </w:r>
+    </w:p>
+    <w:p>
+      <w:pPr>
+        <w:pStyle w:val="RequiredOutput"/>
+        <w:keepNext/>
+      </w:pPr>
+      <w:r>
         <w:t>Known rows: 1 Ada Lovelace, 2 Grace Hopper, 3 Alan Turing; group_id NULL</w:t>
       </w:r>
     </w:p>
@@ -25230,7 +26242,7 @@
     </w:p>
     <w:p>
       <w:r>
-        <w:t>Right after any Assembly, Rust, or Erlang Build and Run block, ask the server about both tables yourself, from the mysql client: a second connection, separate from the program's, which sees only committed data.</w:t>
+        <w:t>Right after any Assembly, Rust, or Erlang Build and Run block, ask the server about that language's two tables yourself, from the mysql client: a second connection, separate from the program's, which sees only committed data. The commands read the Rust programs' tables, contact_groups_rust and contacts_rust; put your language's tables in their place, such as contact_groups_erlang and contacts_erlang, to check another language's run. Every language's tables show the same rows.</w:t>
       </w:r>
     </w:p>
     <w:p>
@@ -25279,7 +26291,7 @@
         <w:keepNext/>
       </w:pPr>
       <w:r>
-        <w:t xml:space="preserve">    -e "SELECT id, name FROM contact_groups ORDER BY id"</w:t>
+        <w:t xml:space="preserve">    -e "SELECT id, name FROM contact_groups_rust ORDER BY id"</w:t>
       </w:r>
     </w:p>
     <w:p>
@@ -25297,7 +26309,7 @@
         <w:keepNext/>
       </w:pPr>
       <w:r>
-        <w:t xml:space="preserve">    -e "SELECT id, name, group_id FROM contacts ORDER BY id"</w:t>
+        <w:t xml:space="preserve">    -e "SELECT id, name, group_id FROM contacts_rust ORDER BY id"</w:t>
       </w:r>
     </w:p>
     <w:p>
@@ -25466,7 +26478,7 @@
         <w:keepNext/>
       </w:pPr>
       <w:r>
-        <w:t xml:space="preserve">    -e "SELECT id, name FROM contact_groups ORDER BY id"</w:t>
+        <w:t xml:space="preserve">    -e "SELECT id, name FROM contact_groups_rust ORDER BY id"</w:t>
       </w:r>
     </w:p>
     <w:p>
@@ -25484,7 +26496,7 @@
         <w:keepNext/>
       </w:pPr>
       <w:r>
-        <w:t xml:space="preserve">    -e "SELECT id, name, group_id FROM contacts ORDER BY id"</w:t>
+        <w:t xml:space="preserve">    -e "SELECT id, name, group_id FROM contacts_rust ORDER BY id"</w:t>
       </w:r>
     </w:p>
     <w:p>
@@ -25834,7 +26846,10 @@
     </w:p>
     <w:p>
       <w:r>
-        <w:t>Run the Build and Run block. Her INSERT works and prints Inserted contact Katherine Johnson with id 4, but the UPDATE is refused with error 1452, and the program prints one line, the same in all three languages. Your terminal wraps it, because it is about 190 characters long with Error: included:</w:t>
+        <w:t>Run the Build and Run block. Her INSERT works and prints Inserted contact Katherine Johnson with id 4, but the UPDATE is refused with error 1452, and the program prints one line, the same in all three languages except for the table names. Your terminal wraps it, because it is about 220 characters long with Error: included. This is the Assembly programs' line; Rust and Erlang show their own tables' names, such as contacts_rust, contacts_rust_ibfk_1, and contact_groups_rust, in place of contacts_assembly, con</w:t>
+      </w:r>
+      <w:r>
+        <w:t>tacts_assembly_ibfk_1, and contact_groups_assembly. MySQL named the foreign key itself, from the table's name:</w:t>
       </w:r>
     </w:p>
     <w:p>
@@ -25847,7 +26862,7 @@
         <w:pStyle w:val="ListBullet"/>
       </w:pPr>
       <w:r>
-        <w:t>Error: Cannot add or update a child row: a foreign key constraint fails (`spa_contacts`.`contacts`, CONSTRAINT `contacts_ibfk_1` FOREIGN KEY (`group_id`) REFERENCES `contact_groups` (`id`))</w:t>
+        <w:t>Error: Cannot add or update a child row: a foreign key constraint fails (`spa_contacts`.`contacts_assembly`, CONSTRAINT `contacts_assembly_ibfk_1` FOREIGN KEY (`group_id`) REFERENCES `contact_groups_assembly` (`id`))</w:t>
       </w:r>
     </w:p>
     <w:p>
@@ -26203,10 +27218,13 @@
     </w:p>
     <w:p>
       <w:r>
-        <w:t>Remove a group in one transaction. Lesson 4.11a's Challenge removed a group in two steps: clear group_id for its contacts, then delete the group. If the delete failed after the clear, the contacts were already out of the group. Make the two steps one transaction, as Lesson 4.13's Challenge does. Write a function that runs both statements, UPDATE contacts SET group_id = NULL WHERE group_id = ? and DELETE FROM contact_groups WHERE id = ?, printing Removed contacts from group followed by the id and the rows ma</w:t>
-      </w:r>
-      <w:r>
-        <w:t>tched, then Deleted group followed by the id and the rows affected. Then write remove_group, which starts a transaction and prints Started transaction, calls that function, commits and prints Committed, and returns 0; when a statement fails, it prints one Error line, rolls back, prints Rolled back, and returns 1. In the Production-Minded program, call remove_group for Work's id after Margaret Hamilton's call, inside the part that runs only when Work was added, and add its 1 or 0 to the failures.</w:t>
+        <w:t>Remove a group in one transaction. Lesson 4.11a's Challenge removed a group in two steps: clear group_id for its contacts, then delete the group. If the delete failed after the clear, the contacts were already out of the group. Make the two steps one transaction, as Lesson 4.13's Challenge does. Write a function that runs both statements, UPDATE contacts_assembly SET group_id = NULL WHERE group_id = ? and DELETE FROM contact_groups_assembly WHERE id = ?, with your language's tables in place of contacts_asse</w:t>
+      </w:r>
+      <w:r>
+        <w:t xml:space="preserve">mbly and contact_groups_assembly, printing Removed contacts from group followed by the id and the rows matched, then Deleted group followed by the id and the rows affected. Then write remove_group, which starts a transaction and prints Started transaction, calls that function, commits and prints Committed, and returns 0; when a statement fails, it prints one Error line, rolls back, prints Rolled back, and returns 1. In the Production-Minded program, call remove_group for Work's id after Margaret Hamilton's </w:t>
+      </w:r>
+      <w:r>
+        <w:t>call, inside the part that runs only when Work was added, and add its 1 or 0 to the failures.</w:t>
       </w:r>
     </w:p>
     <w:p>
@@ -27124,31 +28142,31 @@
       </w:rPr>
     </w:lvl>
   </w:abstractNum>
-  <w:num w:numId="1" w16cid:durableId="599604643">
+  <w:num w:numId="1" w16cid:durableId="1319655907">
     <w:abstractNumId w:val="8"/>
   </w:num>
-  <w:num w:numId="2" w16cid:durableId="1381782401">
+  <w:num w:numId="2" w16cid:durableId="1855415043">
     <w:abstractNumId w:val="6"/>
   </w:num>
-  <w:num w:numId="3" w16cid:durableId="1739400604">
+  <w:num w:numId="3" w16cid:durableId="916868665">
     <w:abstractNumId w:val="5"/>
   </w:num>
-  <w:num w:numId="4" w16cid:durableId="1556818828">
+  <w:num w:numId="4" w16cid:durableId="1055544599">
     <w:abstractNumId w:val="4"/>
   </w:num>
-  <w:num w:numId="5" w16cid:durableId="459230166">
+  <w:num w:numId="5" w16cid:durableId="1280409532">
     <w:abstractNumId w:val="7"/>
   </w:num>
-  <w:num w:numId="6" w16cid:durableId="332874912">
+  <w:num w:numId="6" w16cid:durableId="489567436">
     <w:abstractNumId w:val="3"/>
   </w:num>
-  <w:num w:numId="7" w16cid:durableId="1628463677">
+  <w:num w:numId="7" w16cid:durableId="1300576984">
     <w:abstractNumId w:val="2"/>
   </w:num>
-  <w:num w:numId="8" w16cid:durableId="1496609922">
+  <w:num w:numId="8" w16cid:durableId="131217998">
     <w:abstractNumId w:val="1"/>
   </w:num>
-  <w:num w:numId="9" w16cid:durableId="225066774">
+  <w:num w:numId="9" w16cid:durableId="1788815087">
     <w:abstractNumId w:val="0"/>
   </w:num>
 </w:numbering>

--- a/Volume 1/Chapter 04 - Databases/SPA_Vol1_Ch4_Lesson4_13a_Transactions_Extended.docx
+++ b/Volume 1/Chapter 04 - Databases/SPA_Vol1_Ch4_Lesson4_13a_Transactions_Extended.docx
@@ -417,7 +417,11 @@
         <w:pStyle w:val="ListBullet"/>
       </w:pPr>
       <w:r>
-        <w:t>ContactBook gets addContactInGroup, one call that makes Lesson 4.13's two writes: addContact stores the contact, then assignGroup stores its groupId (Lesson 4.11a). With keep false, it reverts on purpose after both, so neither is kept; with a group that does not exist, assignGroup reverts after the contact was stored, and the contact is undone with it.</w:t>
+        <w:t xml:space="preserve">ContactBook gets addContactInGroup, one call that makes Lesson 4.13's two writes: addContact stores the contact, then assignGroup stores its groupId (Lesson 4.11a). With keep false, it reverts on purpose after </w:t>
+      </w:r>
+      <w:r>
+        <w:lastRenderedPageBreak/>
+        <w:t>both, so neither is kept; with a group that does not exist, assignGroup reverts after the contact was stored, and the contact is undone with it.</w:t>
       </w:r>
     </w:p>
     <w:p>
@@ -623,6 +627,7 @@
         <w:pStyle w:val="ListBullet"/>
       </w:pPr>
       <w:r>
+        <w:lastRenderedPageBreak/>
         <w:t>Solidity does not use MySQL. Its scripts deploy ContactBook, add the same three contacts and the group Work, call addContactInGroup for Katherine Johnson, which keeps both writes, and for Margaret Hamilton with keep false, which reverts both, and log the list by reading each contact, then its group. The Production-Minded script counts failed calls and reverts at the end when there is one.</w:t>
       </w:r>
     </w:p>
@@ -1075,7 +1080,7 @@
         <w:keepNext/>
       </w:pPr>
       <w:r>
-        <w:t>[profile.default]</w:t>
+        <w:t>[profile.default]  # Remember, the settings forge uses by default.</w:t>
       </w:r>
     </w:p>
     <w:p>
@@ -1808,31 +1813,31 @@
         <w:pStyle w:val="SourceCode"/>
       </w:pPr>
       <w:r>
-        <w:t>-- The new table: one row per group. id is numbered by the server, like the</w:t>
-      </w:r>
-    </w:p>
-    <w:p>
-      <w:pPr>
-        <w:pStyle w:val="SourceCode"/>
-      </w:pPr>
-      <w:r>
-        <w:t>-- contacts' id (Lesson 4.4), and name is the group's name. UNIQUE refuses a</w:t>
-      </w:r>
-    </w:p>
-    <w:p>
-      <w:pPr>
-        <w:pStyle w:val="SourceCode"/>
-      </w:pPr>
-      <w:r>
-        <w:t>-- second group with the same name, as Lesson 4.4's UNIQUE email refuses a</w:t>
-      </w:r>
-    </w:p>
-    <w:p>
-      <w:pPr>
-        <w:pStyle w:val="SourceCode"/>
-      </w:pPr>
-      <w:r>
-        <w:t>-- second contact with the same email.</w:t>
+        <w:t>-- Remember, Lesson 4.11a's groups table: one row per group. id is numbered</w:t>
+      </w:r>
+    </w:p>
+    <w:p>
+      <w:pPr>
+        <w:pStyle w:val="SourceCode"/>
+      </w:pPr>
+      <w:r>
+        <w:t>-- by the server, like the contacts' id (Lesson 4.4), and name is the</w:t>
+      </w:r>
+    </w:p>
+    <w:p>
+      <w:pPr>
+        <w:pStyle w:val="SourceCode"/>
+      </w:pPr>
+      <w:r>
+        <w:t>-- group's name. UNIQUE refuses a second group with the same name, as</w:t>
+      </w:r>
+    </w:p>
+    <w:p>
+      <w:pPr>
+        <w:pStyle w:val="SourceCode"/>
+      </w:pPr>
+      <w:r>
+        <w:t>-- Lesson 4.4's UNIQUE email refuses a second contact with the same email.</w:t>
       </w:r>
     </w:p>
     <w:p>
@@ -1877,7 +1882,7 @@
         <w:pStyle w:val="SourceCode"/>
       </w:pPr>
       <w:r>
-        <w:t>-- Lesson 4.4's contacts_assembly table, with one new column at the end.</w:t>
+        <w:t>-- Lesson 4.4a's contacts_assembly table, with Lesson 4.11a's group_id last.</w:t>
       </w:r>
     </w:p>
     <w:p>
@@ -2189,31 +2194,31 @@
         <w:pStyle w:val="SourceCode"/>
       </w:pPr>
       <w:r>
-        <w:t>-- The new table: one row per group. id is numbered by the server, like the</w:t>
-      </w:r>
-    </w:p>
-    <w:p>
-      <w:pPr>
-        <w:pStyle w:val="SourceCode"/>
-      </w:pPr>
-      <w:r>
-        <w:t>-- contacts' id (Lesson 4.4), and name is the group's name. UNIQUE refuses a</w:t>
-      </w:r>
-    </w:p>
-    <w:p>
-      <w:pPr>
-        <w:pStyle w:val="SourceCode"/>
-      </w:pPr>
-      <w:r>
-        <w:t>-- second group with the same name, as Lesson 4.4's UNIQUE email refuses a</w:t>
-      </w:r>
-    </w:p>
-    <w:p>
-      <w:pPr>
-        <w:pStyle w:val="SourceCode"/>
-      </w:pPr>
-      <w:r>
-        <w:t>-- second contact with the same email.</w:t>
+        <w:t>-- Remember, Lesson 4.11a's groups table: one row per group. id is numbered</w:t>
+      </w:r>
+    </w:p>
+    <w:p>
+      <w:pPr>
+        <w:pStyle w:val="SourceCode"/>
+      </w:pPr>
+      <w:r>
+        <w:t>-- by the server, like the contacts' id (Lesson 4.4), and name is the</w:t>
+      </w:r>
+    </w:p>
+    <w:p>
+      <w:pPr>
+        <w:pStyle w:val="SourceCode"/>
+      </w:pPr>
+      <w:r>
+        <w:t>-- group's name. UNIQUE refuses a second group with the same name, as</w:t>
+      </w:r>
+    </w:p>
+    <w:p>
+      <w:pPr>
+        <w:pStyle w:val="SourceCode"/>
+      </w:pPr>
+      <w:r>
+        <w:t>-- Lesson 4.4's UNIQUE email refuses a second contact with the same email.</w:t>
       </w:r>
     </w:p>
     <w:p>
@@ -2258,7 +2263,7 @@
         <w:pStyle w:val="SourceCode"/>
       </w:pPr>
       <w:r>
-        <w:t>-- Lesson 4.4's contacts_rust table, with one new column at the end.</w:t>
+        <w:t>-- Lesson 4.4a's contacts_rust table, with Lesson 4.11a's group_id last.</w:t>
       </w:r>
     </w:p>
     <w:p>
@@ -2570,31 +2575,31 @@
         <w:pStyle w:val="SourceCode"/>
       </w:pPr>
       <w:r>
-        <w:t>-- The new table: one row per group. id is numbered by the server, like the</w:t>
-      </w:r>
-    </w:p>
-    <w:p>
-      <w:pPr>
-        <w:pStyle w:val="SourceCode"/>
-      </w:pPr>
-      <w:r>
-        <w:t>-- contacts' id (Lesson 4.4), and name is the group's name. UNIQUE refuses a</w:t>
-      </w:r>
-    </w:p>
-    <w:p>
-      <w:pPr>
-        <w:pStyle w:val="SourceCode"/>
-      </w:pPr>
-      <w:r>
-        <w:t>-- second group with the same name, as Lesson 4.4's UNIQUE email refuses a</w:t>
-      </w:r>
-    </w:p>
-    <w:p>
-      <w:pPr>
-        <w:pStyle w:val="SourceCode"/>
-      </w:pPr>
-      <w:r>
-        <w:t>-- second contact with the same email.</w:t>
+        <w:t>-- Remember, Lesson 4.11a's groups table: one row per group. id is numbered</w:t>
+      </w:r>
+    </w:p>
+    <w:p>
+      <w:pPr>
+        <w:pStyle w:val="SourceCode"/>
+      </w:pPr>
+      <w:r>
+        <w:t>-- by the server, like the contacts' id (Lesson 4.4), and name is the</w:t>
+      </w:r>
+    </w:p>
+    <w:p>
+      <w:pPr>
+        <w:pStyle w:val="SourceCode"/>
+      </w:pPr>
+      <w:r>
+        <w:t>-- group's name. UNIQUE refuses a second group with the same name, as</w:t>
+      </w:r>
+    </w:p>
+    <w:p>
+      <w:pPr>
+        <w:pStyle w:val="SourceCode"/>
+      </w:pPr>
+      <w:r>
+        <w:t>-- Lesson 4.4's UNIQUE email refuses a second contact with the same email.</w:t>
       </w:r>
     </w:p>
     <w:p>
@@ -2639,7 +2644,7 @@
         <w:pStyle w:val="SourceCode"/>
       </w:pPr>
       <w:r>
-        <w:t>-- Lesson 4.4's contacts_erlang table, with one new column at the end.</w:t>
+        <w:t>-- Lesson 4.4a's contacts_erlang table, with Lesson 4.11a's group_id last.</w:t>
       </w:r>
     </w:p>
     <w:p>
@@ -5497,15 +5502,15 @@
         <w:pStyle w:val="SourceCode"/>
       </w:pPr>
       <w:r>
-        <w:t>; contact's id, name, and group name, or (no group) when the third</w:t>
-      </w:r>
-    </w:p>
-    <w:p>
-      <w:pPr>
-        <w:pStyle w:val="SourceCode"/>
-      </w:pPr>
-      <w:r>
-        <w:t>; column's address is 0 (Lesson 4.11a).</w:t>
+        <w:t>; contact's id, name, and group name, or (no group) when the third column's</w:t>
+      </w:r>
+    </w:p>
+    <w:p>
+      <w:pPr>
+        <w:pStyle w:val="SourceCode"/>
+      </w:pPr>
+      <w:r>
+        <w:t>; address is 0 (Lesson 4.11a). Four pushes + sub rsp, 40 keep rsp aligned.</w:t>
       </w:r>
     </w:p>
     <w:p>
@@ -5939,15 +5944,15 @@
         <w:pStyle w:val="SourceCode"/>
       </w:pPr>
       <w:r>
-        <w:t xml:space="preserve">    ; Remember, the password comes only from SPA_DB_PASSWORD; getenv</w:t>
-      </w:r>
-    </w:p>
-    <w:p>
-      <w:pPr>
-        <w:pStyle w:val="SourceCode"/>
-      </w:pPr>
-      <w:r>
-        <w:t xml:space="preserve">    ; returns 0 when it is missing.</w:t>
+        <w:t xml:space="preserve">    ; Remember, the password comes only from SPA_DB_PASSWORD; getenv returns</w:t>
+      </w:r>
+    </w:p>
+    <w:p>
+      <w:pPr>
+        <w:pStyle w:val="SourceCode"/>
+      </w:pPr>
+      <w:r>
+        <w:t xml:space="preserve">    ; 0 when it is missing, and __acrt_iob_func(2) gives stderr for fprintf.</w:t>
       </w:r>
     </w:p>
     <w:p>
@@ -6064,23 +6069,23 @@
         <w:pStyle w:val="SourceCode"/>
       </w:pPr>
       <w:r>
-        <w:t xml:space="preserve">    ; Remember, the database is the fifth value and CLIENT_FOUND_ROWS the</w:t>
-      </w:r>
-    </w:p>
-    <w:p>
-      <w:pPr>
-        <w:pStyle w:val="SourceCode"/>
-      </w:pPr>
-      <w:r>
-        <w:t xml:space="preserve">    ; eighth, the client flags (Lessons 4.2a and 4.7a). It returns 0 when</w:t>
-      </w:r>
-    </w:p>
-    <w:p>
-      <w:pPr>
-        <w:pStyle w:val="SourceCode"/>
-      </w:pPr>
-      <w:r>
-        <w:t xml:space="preserve">    ; it cannot connect, so even this Basic version checks.</w:t>
+        <w:t xml:space="preserve">    ; Remember, mysql_init(0) makes a new handle; mysql_real_connect's fifth</w:t>
+      </w:r>
+    </w:p>
+    <w:p>
+      <w:pPr>
+        <w:pStyle w:val="SourceCode"/>
+      </w:pPr>
+      <w:r>
+        <w:t xml:space="preserve">    ; value is the database and its eighth CLIENT_FOUND_ROWS (Lessons 4.2a</w:t>
+      </w:r>
+    </w:p>
+    <w:p>
+      <w:pPr>
+        <w:pStyle w:val="SourceCode"/>
+      </w:pPr>
+      <w:r>
+        <w:t xml:space="preserve">    ; and 4.7a); it returns 0 when it cannot connect, so Basic checks too.</w:t>
       </w:r>
     </w:p>
     <w:p>
@@ -8241,23 +8246,23 @@
         <w:pStyle w:val="SourceCode"/>
       </w:pPr>
       <w:r>
-        <w:t>; connect_database: Lesson 4.2a's, with CLIENT_FOUND_ROWS as its client</w:t>
-      </w:r>
-    </w:p>
-    <w:p>
-      <w:pPr>
-        <w:pStyle w:val="SourceCode"/>
-      </w:pPr>
-      <w:r>
-        <w:t>; flags (Lesson 4.7a). Connects the handle with every setting, the</w:t>
-      </w:r>
-    </w:p>
-    <w:p>
-      <w:pPr>
-        <w:pStyle w:val="SourceCode"/>
-      </w:pPr>
-      <w:r>
-        <w:t>; database too.</w:t>
+        <w:t>; connect_database: Lesson 4.2a's, with CLIENT_FOUND_ROWS as its eighth</w:t>
+      </w:r>
+    </w:p>
+    <w:p>
+      <w:pPr>
+        <w:pStyle w:val="SourceCode"/>
+      </w:pPr>
+      <w:r>
+        <w:t>; value, the client flags (Lesson 4.7a). sub rsp, 72: 32 bytes of scratch,</w:t>
+      </w:r>
+    </w:p>
+    <w:p>
+      <w:pPr>
+        <w:pStyle w:val="SourceCode"/>
+      </w:pPr>
+      <w:r>
+        <w:t>; four places for values 5 to 8, and 8 to keep rsp a multiple of 16.</w:t>
       </w:r>
     </w:p>
     <w:p>
@@ -10058,15 +10063,15 @@
         <w:pStyle w:val="SourceCode"/>
       </w:pPr>
       <w:r>
-        <w:t>; Every way out after mysql_stmt_init closes the statement. rbx keeps the</w:t>
-      </w:r>
-    </w:p>
-    <w:p>
-      <w:pPr>
-        <w:pStyle w:val="SourceCode"/>
-      </w:pPr>
-      <w:r>
-        <w:t>; statement handle and r13 the records, then the count.</w:t>
+        <w:t>; Every way out after mysql_stmt_init closes the statement (rbx); r13 holds</w:t>
+      </w:r>
+    </w:p>
+    <w:p>
+      <w:pPr>
+        <w:pStyle w:val="SourceCode"/>
+      </w:pPr>
+      <w:r>
+        <w:t>; the records, then the count. r12 is pushed only to keep rsp aligned.</w:t>
       </w:r>
     </w:p>
     <w:p>
@@ -11130,15 +11135,15 @@
         <w:pStyle w:val="SourceCode"/>
       </w:pPr>
       <w:r>
-        <w:t>; rbx keeps the connection, r12 the fields, r13d the group's id, r14d</w:t>
-      </w:r>
-    </w:p>
-    <w:p>
-      <w:pPr>
-        <w:pStyle w:val="SourceCode"/>
-      </w:pPr>
-      <w:r>
-        <w:t>; keep, and r15d the failures.</w:t>
+        <w:t>; rbx keeps the connection, r12 the fields, r13d the group's id, r14d keep,</w:t>
+      </w:r>
+    </w:p>
+    <w:p>
+      <w:pPr>
+        <w:pStyle w:val="SourceCode"/>
+      </w:pPr>
+      <w:r>
+        <w:t>; r15d the failures; five pushes and sub rsp, 32 keep rsp a multiple of 16.</w:t>
       </w:r>
     </w:p>
     <w:p>
@@ -15702,23 +15707,23 @@
         <w:pStyle w:val="SourceCode"/>
       </w:pPr>
       <w:r>
-        <w:t>/// Turns a failed call's error into the text for the Error line.</w:t>
-      </w:r>
-    </w:p>
-    <w:p>
-      <w:pPr>
-        <w:pStyle w:val="SourceCode"/>
-      </w:pPr>
-      <w:r>
-        <w:t>/// Remember, a MySqlError is the server's refusal, and its message field</w:t>
-      </w:r>
-    </w:p>
-    <w:p>
-      <w:pPr>
-        <w:pStyle w:val="SourceCode"/>
-      </w:pPr>
-      <w:r>
-        <w:t>/// holds the server's own words (Lesson 4.5a).</w:t>
+        <w:t>/// Turns a failed call's error into the Error line's text. Remember, a</w:t>
+      </w:r>
+    </w:p>
+    <w:p>
+      <w:pPr>
+        <w:pStyle w:val="SourceCode"/>
+      </w:pPr>
+      <w:r>
+        <w:t>/// MySqlError's message holds the server's own words (Lesson 4.5a). The</w:t>
+      </w:r>
+    </w:p>
+    <w:p>
+      <w:pPr>
+        <w:pStyle w:val="SourceCode"/>
+      </w:pPr>
+      <w:r>
+        <w:t>/// last arm's plain name fits any other error, like _, but keeps its value.</w:t>
       </w:r>
     </w:p>
     <w:p>
@@ -19566,31 +19571,31 @@
         <w:pStyle w:val="SourceCode"/>
       </w:pPr>
       <w:r>
-        <w:t>%% Remember, connect_database (Lesson 4.2a) connects with every setting,</w:t>
-      </w:r>
-    </w:p>
-    <w:p>
-      <w:pPr>
-        <w:pStyle w:val="SourceCode"/>
-      </w:pPr>
-      <w:r>
-        <w:t>%% the database too, and returns {ok, Connection}, or {error, Message}</w:t>
-      </w:r>
-    </w:p>
-    <w:p>
-      <w:pPr>
-        <w:pStyle w:val="SourceCode"/>
-      </w:pPr>
-      <w:r>
-        <w:t>%% naming the database, the server, and the reason. {found_rows, true}</w:t>
-      </w:r>
-    </w:p>
-    <w:p>
-      <w:pPr>
-        <w:pStyle w:val="SourceCode"/>
-      </w:pPr>
-      <w:r>
-        <w:t>%% makes an UPDATE report the rows it matched (Lesson 4.7a).</w:t>
+        <w:t>%% Remember, connect_database (Lesson 4.2a) returns {ok, Connection}, a</w:t>
+      </w:r>
+    </w:p>
+    <w:p>
+      <w:pPr>
+        <w:pStyle w:val="SourceCode"/>
+      </w:pPr>
+      <w:r>
+        <w:t>%% pid(), or {error, Message}, io_lib:format's iodata() text naming the</w:t>
+      </w:r>
+    </w:p>
+    <w:p>
+      <w:pPr>
+        <w:pStyle w:val="SourceCode"/>
+      </w:pPr>
+      <w:r>
+        <w:t>%% database, the server, and the reason. {found_rows, true} makes an UPDATE</w:t>
+      </w:r>
+    </w:p>
+    <w:p>
+      <w:pPr>
+        <w:pStyle w:val="SourceCode"/>
+      </w:pPr>
+      <w:r>
+        <w:t>%% report the rows it matched (Lesson 4.7a), and -spec documents the types.</w:t>
       </w:r>
     </w:p>
     <w:p>
@@ -20385,31 +20390,31 @@
         <w:pStyle w:val="SourceCode"/>
       </w:pPr>
       <w:r>
-        <w:t>%% ok, which commits, or throws, which rolls back: not_kept when the</w:t>
-      </w:r>
-    </w:p>
-    <w:p>
-      <w:pPr>
-        <w:pStyle w:val="SourceCode"/>
-      </w:pPr>
-      <w:r>
-        <w:t>%% caller asked to roll back, statement_failed when a statement failed. A</w:t>
-      </w:r>
-    </w:p>
-    <w:p>
-      <w:pPr>
-        <w:pStyle w:val="SourceCode"/>
-      </w:pPr>
-      <w:r>
-        <w:t>%% failed statement does not end the transaction by itself, so the throw</w:t>
-      </w:r>
-    </w:p>
-    <w:p>
-      <w:pPr>
-        <w:pStyle w:val="SourceCode"/>
-      </w:pPr>
-      <w:r>
-        <w:t>%% is what makes mysql:transaction roll back the INSERT before it.</w:t>
+        <w:t>%% ok, which commits, or throws, which rolls back: not_kept when the caller</w:t>
+      </w:r>
+    </w:p>
+    <w:p>
+      <w:pPr>
+        <w:pStyle w:val="SourceCode"/>
+      </w:pPr>
+      <w:r>
+        <w:t>%% asked to roll back, statement_failed when a statement failed (a failure</w:t>
+      </w:r>
+    </w:p>
+    <w:p>
+      <w:pPr>
+        <w:pStyle w:val="SourceCode"/>
+      </w:pPr>
+      <w:r>
+        <w:t>%% alone does not end the transaction). case {Outcome, Keep} tests a pair:</w:t>
+      </w:r>
+    </w:p>
+    <w:p>
+      <w:pPr>
+        <w:pStyle w:val="SourceCode"/>
+      </w:pPr>
+      <w:r>
+        <w:t>%% each branch's pattern names both values at once.</w:t>
       </w:r>
     </w:p>
     <w:p>
@@ -28142,31 +28147,31 @@
       </w:rPr>
     </w:lvl>
   </w:abstractNum>
-  <w:num w:numId="1" w16cid:durableId="1319655907">
+  <w:num w:numId="1" w16cid:durableId="1218316140">
     <w:abstractNumId w:val="8"/>
   </w:num>
-  <w:num w:numId="2" w16cid:durableId="1855415043">
+  <w:num w:numId="2" w16cid:durableId="1136295920">
     <w:abstractNumId w:val="6"/>
   </w:num>
-  <w:num w:numId="3" w16cid:durableId="916868665">
+  <w:num w:numId="3" w16cid:durableId="35543245">
     <w:abstractNumId w:val="5"/>
   </w:num>
-  <w:num w:numId="4" w16cid:durableId="1055544599">
+  <w:num w:numId="4" w16cid:durableId="848449535">
     <w:abstractNumId w:val="4"/>
   </w:num>
-  <w:num w:numId="5" w16cid:durableId="1280409532">
+  <w:num w:numId="5" w16cid:durableId="562763500">
     <w:abstractNumId w:val="7"/>
   </w:num>
-  <w:num w:numId="6" w16cid:durableId="489567436">
+  <w:num w:numId="6" w16cid:durableId="613637311">
     <w:abstractNumId w:val="3"/>
   </w:num>
-  <w:num w:numId="7" w16cid:durableId="1300576984">
+  <w:num w:numId="7" w16cid:durableId="1192494053">
     <w:abstractNumId w:val="2"/>
   </w:num>
-  <w:num w:numId="8" w16cid:durableId="131217998">
+  <w:num w:numId="8" w16cid:durableId="310451177">
     <w:abstractNumId w:val="1"/>
   </w:num>
-  <w:num w:numId="9" w16cid:durableId="1788815087">
+  <w:num w:numId="9" w16cid:durableId="87964014">
     <w:abstractNumId w:val="0"/>
   </w:num>
 </w:numbering>
